--- a/Informe de Pasantias/Informe de Pasantias con capitulo 3.docx
+++ b/Informe de Pasantias/Informe de Pasantias con capitulo 3.docx
@@ -1,10 +1,11 @@
 
 <file path=word/document.xml><?xml version="1.0" encoding="utf-8"?>
-<w:document xmlns:wpc="http://schemas.microsoft.com/office/word/2010/wordprocessingCanvas" xmlns:cx="http://schemas.microsoft.com/office/drawing/2014/chartex" xmlns:cx1="http://schemas.microsoft.com/office/drawing/2015/9/8/chartex" xmlns:cx2="http://schemas.microsoft.com/office/drawing/2015/10/21/chartex" xmlns:cx3="http://schemas.microsoft.com/office/drawing/2016/5/9/chartex" xmlns:cx4="http://schemas.microsoft.com/office/drawing/2016/5/10/chartex" xmlns:cx5="http://schemas.microsoft.com/office/drawing/2016/5/11/chartex" xmlns:cx6="http://schemas.microsoft.com/office/drawing/2016/5/12/chartex" xmlns:cx7="http://schemas.microsoft.com/office/drawing/2016/5/13/chartex" xmlns:cx8="http://schemas.microsoft.com/office/drawing/2016/5/14/chartex" xmlns:mc="http://schemas.openxmlformats.org/markup-compatibility/2006" xmlns:aink="http://schemas.microsoft.com/office/drawing/2016/ink" xmlns:am3d="http://schemas.microsoft.com/office/drawing/2017/model3d" xmlns:o="urn:schemas-microsoft-com:office:office" xmlns:oel="http://schemas.microsoft.com/office/2019/extlst" xmlns:r="http://schemas.openxmlformats.org/officeDocument/2006/relationships" xmlns:m="http://schemas.openxmlformats.org/officeDocument/2006/math" xmlns:v="urn:schemas-microsoft-com:vml" xmlns:wp14="http://schemas.microsoft.com/office/word/2010/wordprocessingDrawing" xmlns:wp="http://schemas.openxmlformats.org/drawingml/2006/wordprocessingDrawing" xmlns:w10="urn:schemas-microsoft-com:office:word" xmlns:w="http://schemas.openxmlformats.org/wordprocessingml/2006/main" xmlns:w14="http://schemas.microsoft.com/office/word/2010/wordml" xmlns:w15="http://schemas.microsoft.com/office/word/2012/wordml" xmlns:w16cex="http://schemas.microsoft.com/office/word/2018/wordml/cex" xmlns:w16cid="http://schemas.microsoft.com/office/word/2016/wordml/cid" xmlns:w16="http://schemas.microsoft.com/office/word/2018/wordml" xmlns:w16sdtdh="http://schemas.microsoft.com/office/word/2020/wordml/sdtdatahash" xmlns:w16se="http://schemas.microsoft.com/office/word/2015/wordml/symex" xmlns:wpg="http://schemas.microsoft.com/office/word/2010/wordprocessingGroup" xmlns:wpi="http://schemas.microsoft.com/office/word/2010/wordprocessingInk" xmlns:wne="http://schemas.microsoft.com/office/word/2006/wordml" xmlns:wps="http://schemas.microsoft.com/office/word/2010/wordprocessingShape" mc:Ignorable="w14 w15 w16se w16cid w16 w16cex w16sdtdh wp14">
+<w:document xmlns:wpc="http://schemas.microsoft.com/office/word/2010/wordprocessingCanvas" xmlns:cx="http://schemas.microsoft.com/office/drawing/2014/chartex" xmlns:cx1="http://schemas.microsoft.com/office/drawing/2015/9/8/chartex" xmlns:cx2="http://schemas.microsoft.com/office/drawing/2015/10/21/chartex" xmlns:cx3="http://schemas.microsoft.com/office/drawing/2016/5/9/chartex" xmlns:cx4="http://schemas.microsoft.com/office/drawing/2016/5/10/chartex" xmlns:cx5="http://schemas.microsoft.com/office/drawing/2016/5/11/chartex" xmlns:cx6="http://schemas.microsoft.com/office/drawing/2016/5/12/chartex" xmlns:cx7="http://schemas.microsoft.com/office/drawing/2016/5/13/chartex" xmlns:cx8="http://schemas.microsoft.com/office/drawing/2016/5/14/chartex" xmlns:mc="http://schemas.openxmlformats.org/markup-compatibility/2006" xmlns:aink="http://schemas.microsoft.com/office/drawing/2016/ink" xmlns:am3d="http://schemas.microsoft.com/office/drawing/2017/model3d" xmlns:o="urn:schemas-microsoft-com:office:office" xmlns:oel="http://schemas.microsoft.com/office/2019/extlst" xmlns:r="http://schemas.openxmlformats.org/officeDocument/2006/relationships" xmlns:m="http://schemas.openxmlformats.org/officeDocument/2006/math" xmlns:v="urn:schemas-microsoft-com:vml" xmlns:wp14="http://schemas.microsoft.com/office/word/2010/wordprocessingDrawing" xmlns:wp="http://schemas.openxmlformats.org/drawingml/2006/wordprocessingDrawing" xmlns:w10="urn:schemas-microsoft-com:office:word" xmlns:w="http://schemas.openxmlformats.org/wordprocessingml/2006/main" xmlns:w14="http://schemas.microsoft.com/office/word/2010/wordml" xmlns:w15="http://schemas.microsoft.com/office/word/2012/wordml" xmlns:w16cex="http://schemas.microsoft.com/office/word/2018/wordml/cex" xmlns:w16cid="http://schemas.microsoft.com/office/word/2016/wordml/cid" xmlns:w16="http://schemas.microsoft.com/office/word/2018/wordml" xmlns:w16du="http://schemas.microsoft.com/office/word/2023/wordml/word16du" xmlns:w16sdtdh="http://schemas.microsoft.com/office/word/2020/wordml/sdtdatahash" xmlns:w16sdtfl="http://schemas.microsoft.com/office/word/2024/wordml/sdtformatlock" xmlns:w16se="http://schemas.microsoft.com/office/word/2015/wordml/symex" xmlns:wpg="http://schemas.microsoft.com/office/word/2010/wordprocessingGroup" xmlns:wpi="http://schemas.microsoft.com/office/word/2010/wordprocessingInk" xmlns:wne="http://schemas.microsoft.com/office/word/2006/wordml" xmlns:wps="http://schemas.microsoft.com/office/word/2010/wordprocessingShape" mc:Ignorable="w14 w15 w16se w16cid w16 w16cex w16sdtdh w16sdtfl w16du wp14">
   <w:body>
     <w:p>
       <w:pPr>
         <w:spacing w:after="0" w:line="240" w:lineRule="auto"/>
+        <w:ind w:firstLine="0"/>
         <w:jc w:val="center"/>
         <w:rPr>
           <w:rFonts w:ascii="Arial" w:eastAsia="Times New Roman" w:hAnsi="Arial" w:cs="Arial"/>
@@ -28,6 +29,7 @@
     <w:p>
       <w:pPr>
         <w:spacing w:after="0" w:line="240" w:lineRule="auto"/>
+        <w:ind w:firstLine="0"/>
         <w:jc w:val="center"/>
         <w:rPr>
           <w:rFonts w:ascii="Arial" w:eastAsia="Times New Roman" w:hAnsi="Arial" w:cs="Arial"/>
@@ -71,6 +73,7 @@
     <w:p>
       <w:pPr>
         <w:spacing w:after="0" w:line="240" w:lineRule="auto"/>
+        <w:ind w:firstLine="0"/>
         <w:jc w:val="center"/>
         <w:rPr>
           <w:rFonts w:ascii="Arial" w:eastAsia="Times New Roman" w:hAnsi="Arial" w:cs="Arial"/>
@@ -94,6 +97,7 @@
     <w:p>
       <w:pPr>
         <w:spacing w:after="0" w:line="240" w:lineRule="auto"/>
+        <w:ind w:firstLine="0"/>
         <w:jc w:val="center"/>
         <w:rPr>
           <w:rFonts w:ascii="Arial" w:eastAsia="Times New Roman" w:hAnsi="Arial" w:cs="Arial"/>
@@ -129,7 +133,6 @@
     <w:p>
       <w:pPr>
         <w:spacing w:after="0" w:line="240" w:lineRule="auto"/>
-        <w:jc w:val="center"/>
         <w:rPr>
           <w:rFonts w:ascii="Arial" w:eastAsia="Times New Roman" w:hAnsi="Arial" w:cs="Arial"/>
           <w:b/>
@@ -192,27 +195,19 @@
     </w:p>
     <w:p>
       <w:pPr>
-        <w:spacing w:after="0" w:line="240" w:lineRule="auto"/>
+        <w:ind w:firstLine="0"/>
         <w:jc w:val="center"/>
         <w:rPr>
-          <w:rFonts w:ascii="Arial" w:eastAsia="Times New Roman" w:hAnsi="Arial" w:cs="Arial"/>
-          <w:b/>
-          <w:kern w:val="0"/>
           <w:lang w:val="es-ES" w:eastAsia="es-ES"/>
-          <w14:ligatures w14:val="none"/>
-        </w:rPr>
-      </w:pPr>
-      <w:r>
-        <w:rPr>
-          <w:rFonts w:ascii="Arial" w:eastAsia="Times New Roman" w:hAnsi="Arial" w:cs="Arial"/>
-          <w:b/>
+        </w:rPr>
+      </w:pPr>
+      <w:r>
+        <w:rPr>
           <w:noProof/>
-          <w:kern w:val="0"/>
           <w:lang w:val="es-VE" w:eastAsia="es-VE"/>
-          <w14:ligatures w14:val="none"/>
         </w:rPr>
         <w:drawing>
-          <wp:inline distT="0" distB="0" distL="0" distR="0" wp14:anchorId="79996E31" wp14:editId="0E255679">
+          <wp:inline distT="0" distB="0" distL="0" distR="0" wp14:anchorId="52B55562" wp14:editId="119975C2">
             <wp:extent cx="1905000" cy="1485900"/>
             <wp:effectExtent l="0" t="0" r="0" b="0"/>
             <wp:docPr id="669401750" name="Imagen 1"/>
@@ -316,6 +311,7 @@
     <w:p>
       <w:pPr>
         <w:spacing w:after="0" w:line="240" w:lineRule="auto"/>
+        <w:ind w:firstLine="0"/>
         <w:jc w:val="center"/>
         <w:rPr>
           <w:rFonts w:ascii="Arial" w:eastAsia="Times New Roman" w:hAnsi="Arial" w:cs="Arial"/>
@@ -441,6 +437,7 @@
     <w:p>
       <w:pPr>
         <w:spacing w:after="0" w:line="240" w:lineRule="auto"/>
+        <w:ind w:firstLine="0"/>
         <w:jc w:val="center"/>
         <w:rPr>
           <w:rFonts w:ascii="Arial" w:eastAsia="Times New Roman" w:hAnsi="Arial" w:cs="Arial"/>
@@ -464,6 +461,7 @@
     <w:p>
       <w:pPr>
         <w:spacing w:after="0" w:line="240" w:lineRule="auto"/>
+        <w:ind w:firstLine="0"/>
         <w:jc w:val="center"/>
         <w:rPr>
           <w:rFonts w:ascii="Arial" w:eastAsia="Times New Roman" w:hAnsi="Arial" w:cs="Arial"/>
@@ -487,6 +485,7 @@
     <w:p>
       <w:pPr>
         <w:spacing w:after="0" w:line="240" w:lineRule="auto"/>
+        <w:ind w:firstLine="0"/>
         <w:jc w:val="center"/>
         <w:rPr>
           <w:rFonts w:ascii="Arial" w:eastAsia="Times New Roman" w:hAnsi="Arial" w:cs="Arial"/>
@@ -626,20 +625,7 @@
     <w:p>
       <w:pPr>
         <w:spacing w:after="0" w:line="240" w:lineRule="auto"/>
-        <w:jc w:val="center"/>
-        <w:rPr>
-          <w:rFonts w:ascii="Arial" w:eastAsia="Times New Roman" w:hAnsi="Arial" w:cs="Arial"/>
-          <w:b/>
-          <w:kern w:val="0"/>
-          <w:lang w:val="pt-BR" w:eastAsia="es-ES"/>
-          <w14:ligatures w14:val="none"/>
-        </w:rPr>
-      </w:pPr>
-    </w:p>
-    <w:p>
-      <w:pPr>
-        <w:spacing w:after="0" w:line="240" w:lineRule="auto"/>
-        <w:jc w:val="center"/>
+        <w:ind w:firstLine="0"/>
         <w:rPr>
           <w:rFonts w:ascii="Arial" w:eastAsia="Times New Roman" w:hAnsi="Arial" w:cs="Arial"/>
           <w:b/>
@@ -2331,7 +2317,7 @@
               </wp:anchor>
             </w:drawing>
           </mc:Choice>
-          <mc:Fallback xmlns:w16sdtfl="http://schemas.microsoft.com/office/word/2024/wordml/sdtformatlock" xmlns:w16du="http://schemas.microsoft.com/office/word/2023/wordml/word16du">
+          <mc:Fallback>
             <w:pict>
               <v:group w14:anchorId="1BA10B96" id="Group 17" o:spid="_x0000_s1026" style="position:absolute;margin-left:-4.45pt;margin-top:9.2pt;width:450.2pt;height:127.25pt;z-index:251659264" coordorigin="2268,6021" coordsize="8280,2340" o:gfxdata="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">
                 <v:shapetype id="_x0000_t75" coordsize="21600,21600" o:spt="75" o:preferrelative="t" path="m@4@5l@4@11@9@11@9@5xe" filled="f" stroked="f">
@@ -3629,7 +3615,7 @@
           <w:lang w:val="es-VE" w:eastAsia="es-VE"/>
         </w:rPr>
         <w:drawing>
-          <wp:inline distT="0" distB="0" distL="0" distR="0" wp14:anchorId="04244B62" wp14:editId="7F6CA18D">
+          <wp:inline distT="0" distB="0" distL="0" distR="0" wp14:anchorId="04244B62" wp14:editId="0DB7CE9B">
             <wp:extent cx="4680000" cy="3144280"/>
             <wp:effectExtent l="19050" t="19050" r="25400" b="18415"/>
             <wp:docPr id="797509543" name="Imagen 2"/>
@@ -4575,7 +4561,7 @@
               </wp:anchor>
             </w:drawing>
           </mc:Choice>
-          <mc:Fallback xmlns:w16sdtfl="http://schemas.microsoft.com/office/word/2024/wordml/sdtformatlock" xmlns:w16du="http://schemas.microsoft.com/office/word/2023/wordml/word16du">
+          <mc:Fallback>
             <w:pict>
               <v:group w14:anchorId="5A6B7CA6" id="Group 17" o:spid="_x0000_s1026" style="position:absolute;margin-left:-4.45pt;margin-top:9.2pt;width:450.2pt;height:127.25pt;z-index:251661312" coordorigin="2268,6021" coordsize="8280,2340" o:gfxdata="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">
                 <v:shapetype id="_x0000_t75" coordsize="21600,21600" o:spt="75" o:preferrelative="t" path="m@4@5l@4@11@9@11@9@5xe" filled="f" stroked="f">
@@ -8763,7 +8749,7 @@
               </wp:anchor>
             </w:drawing>
           </mc:Choice>
-          <mc:Fallback xmlns:w16sdtfl="http://schemas.microsoft.com/office/word/2024/wordml/sdtformatlock" xmlns:w16du="http://schemas.microsoft.com/office/word/2023/wordml/word16du">
+          <mc:Fallback>
             <w:pict>
               <v:line w14:anchorId="36F41B00" id="Conector recto 1" o:spid="_x0000_s1026" style="position:absolute;flip:y;z-index:251667456;visibility:visible;mso-wrap-style:square;mso-width-percent:0;mso-height-percent:0;mso-wrap-distance-left:9pt;mso-wrap-distance-top:0;mso-wrap-distance-right:9pt;mso-wrap-distance-bottom:0;mso-position-horizontal:right;mso-position-horizontal-relative:margin;mso-position-vertical:absolute;mso-position-vertical-relative:text;mso-width-percent:0;mso-height-percent:0;mso-width-relative:margin;mso-height-relative:margin" from="127.05pt,12.4pt" to="305.3pt,12.4pt" o:gfxdata="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" strokecolor="windowText" strokeweight=".5pt">
                 <v:stroke joinstyle="miter"/>
@@ -8832,7 +8818,7 @@
               </wp:anchor>
             </w:drawing>
           </mc:Choice>
-          <mc:Fallback xmlns:w16sdtfl="http://schemas.microsoft.com/office/word/2024/wordml/sdtformatlock" xmlns:w16du="http://schemas.microsoft.com/office/word/2023/wordml/word16du">
+          <mc:Fallback>
             <w:pict>
               <v:line w14:anchorId="778108BC" id="Conector recto 1" o:spid="_x0000_s1026" style="position:absolute;z-index:251666432;visibility:visible;mso-wrap-style:square;mso-width-percent:0;mso-height-percent:0;mso-wrap-distance-left:9pt;mso-wrap-distance-top:0;mso-wrap-distance-right:9pt;mso-wrap-distance-bottom:0;mso-position-horizontal:left;mso-position-horizontal-relative:margin;mso-position-vertical:absolute;mso-position-vertical-relative:text;mso-width-percent:0;mso-height-percent:0;mso-width-relative:margin;mso-height-relative:margin" from="0,12.4pt" to="178.3pt,12.4pt" o:gfxdata="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" strokecolor="windowText" strokeweight=".5pt">
                 <v:stroke joinstyle="miter"/>
@@ -9189,7 +9175,7 @@
               </wp:anchor>
             </w:drawing>
           </mc:Choice>
-          <mc:Fallback xmlns:w16sdtfl="http://schemas.microsoft.com/office/word/2024/wordml/sdtformatlock" xmlns:w16du="http://schemas.microsoft.com/office/word/2023/wordml/word16du">
+          <mc:Fallback>
             <w:pict>
               <v:group w14:anchorId="7A82FFA2" id="Group 17" o:spid="_x0000_s1026" style="position:absolute;margin-left:-4.45pt;margin-top:9.2pt;width:450.2pt;height:127.25pt;z-index:251664384" coordorigin="2268,6021" coordsize="8280,2340" o:gfxdata="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">
                 <v:shape id="Imagen 2" o:spid="_x0000_s1027" type="#_x0000_t75" alt="Descripción: LOGO URBE 2012 DEFINITIVO-01" style="position:absolute;left:2268;top:6021;width:3000;height:2340;visibility:visible;mso-wrap-style:square" o:gfxdata="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">
@@ -10272,9 +10258,15 @@
         <w:rPr>
           <w:lang w:eastAsia="es-VE"/>
         </w:rPr>
-        <w:t xml:space="preserve"> PROCEDIMIENTOS, HERRAMIENTAS Y/O RECURSOS UTILIZADOS</w:t>
+        <w:t xml:space="preserve"> PROCEDIMIENTOS, HERRAMIENTAS Y/O RECURSOS UTILIZADO</w:t>
       </w:r>
       <w:bookmarkEnd w:id="30"/>
+      <w:r>
+        <w:rPr>
+          <w:lang w:eastAsia="es-VE"/>
+        </w:rPr>
+        <w:t>S</w:t>
+      </w:r>
     </w:p>
     <w:p>
       <w:pPr>
@@ -14583,7 +14575,7 @@
 </file>
 
 <file path=word/endnotes.xml><?xml version="1.0" encoding="utf-8"?>
-<w:endnotes xmlns:wpc="http://schemas.microsoft.com/office/word/2010/wordprocessingCanvas" xmlns:cx="http://schemas.microsoft.com/office/drawing/2014/chartex" xmlns:cx1="http://schemas.microsoft.com/office/drawing/2015/9/8/chartex" xmlns:cx2="http://schemas.microsoft.com/office/drawing/2015/10/21/chartex" xmlns:cx3="http://schemas.microsoft.com/office/drawing/2016/5/9/chartex" xmlns:cx4="http://schemas.microsoft.com/office/drawing/2016/5/10/chartex" xmlns:cx5="http://schemas.microsoft.com/office/drawing/2016/5/11/chartex" xmlns:cx6="http://schemas.microsoft.com/office/drawing/2016/5/12/chartex" xmlns:cx7="http://schemas.microsoft.com/office/drawing/2016/5/13/chartex" xmlns:cx8="http://schemas.microsoft.com/office/drawing/2016/5/14/chartex" xmlns:mc="http://schemas.openxmlformats.org/markup-compatibility/2006" xmlns:aink="http://schemas.microsoft.com/office/drawing/2016/ink" xmlns:am3d="http://schemas.microsoft.com/office/drawing/2017/model3d" xmlns:o="urn:schemas-microsoft-com:office:office" xmlns:oel="http://schemas.microsoft.com/office/2019/extlst" xmlns:r="http://schemas.openxmlformats.org/officeDocument/2006/relationships" xmlns:m="http://schemas.openxmlformats.org/officeDocument/2006/math" xmlns:v="urn:schemas-microsoft-com:vml" xmlns:wp14="http://schemas.microsoft.com/office/word/2010/wordprocessingDrawing" xmlns:wp="http://schemas.openxmlformats.org/drawingml/2006/wordprocessingDrawing" xmlns:w10="urn:schemas-microsoft-com:office:word" xmlns:w="http://schemas.openxmlformats.org/wordprocessingml/2006/main" xmlns:w14="http://schemas.microsoft.com/office/word/2010/wordml" xmlns:w15="http://schemas.microsoft.com/office/word/2012/wordml" xmlns:w16cex="http://schemas.microsoft.com/office/word/2018/wordml/cex" xmlns:w16cid="http://schemas.microsoft.com/office/word/2016/wordml/cid" xmlns:w16="http://schemas.microsoft.com/office/word/2018/wordml" xmlns:w16sdtdh="http://schemas.microsoft.com/office/word/2020/wordml/sdtdatahash" xmlns:w16se="http://schemas.microsoft.com/office/word/2015/wordml/symex" xmlns:wpg="http://schemas.microsoft.com/office/word/2010/wordprocessingGroup" xmlns:wpi="http://schemas.microsoft.com/office/word/2010/wordprocessingInk" xmlns:wne="http://schemas.microsoft.com/office/word/2006/wordml" xmlns:wps="http://schemas.microsoft.com/office/word/2010/wordprocessingShape" mc:Ignorable="w14 w15 w16se w16cid w16 w16cex w16sdtdh wp14">
+<w:endnotes xmlns:wpc="http://schemas.microsoft.com/office/word/2010/wordprocessingCanvas" xmlns:cx="http://schemas.microsoft.com/office/drawing/2014/chartex" xmlns:cx1="http://schemas.microsoft.com/office/drawing/2015/9/8/chartex" xmlns:cx2="http://schemas.microsoft.com/office/drawing/2015/10/21/chartex" xmlns:cx3="http://schemas.microsoft.com/office/drawing/2016/5/9/chartex" xmlns:cx4="http://schemas.microsoft.com/office/drawing/2016/5/10/chartex" xmlns:cx5="http://schemas.microsoft.com/office/drawing/2016/5/11/chartex" xmlns:cx6="http://schemas.microsoft.com/office/drawing/2016/5/12/chartex" xmlns:cx7="http://schemas.microsoft.com/office/drawing/2016/5/13/chartex" xmlns:cx8="http://schemas.microsoft.com/office/drawing/2016/5/14/chartex" xmlns:mc="http://schemas.openxmlformats.org/markup-compatibility/2006" xmlns:aink="http://schemas.microsoft.com/office/drawing/2016/ink" xmlns:am3d="http://schemas.microsoft.com/office/drawing/2017/model3d" xmlns:o="urn:schemas-microsoft-com:office:office" xmlns:oel="http://schemas.microsoft.com/office/2019/extlst" xmlns:r="http://schemas.openxmlformats.org/officeDocument/2006/relationships" xmlns:m="http://schemas.openxmlformats.org/officeDocument/2006/math" xmlns:v="urn:schemas-microsoft-com:vml" xmlns:wp14="http://schemas.microsoft.com/office/word/2010/wordprocessingDrawing" xmlns:wp="http://schemas.openxmlformats.org/drawingml/2006/wordprocessingDrawing" xmlns:w10="urn:schemas-microsoft-com:office:word" xmlns:w="http://schemas.openxmlformats.org/wordprocessingml/2006/main" xmlns:w14="http://schemas.microsoft.com/office/word/2010/wordml" xmlns:w15="http://schemas.microsoft.com/office/word/2012/wordml" xmlns:w16cex="http://schemas.microsoft.com/office/word/2018/wordml/cex" xmlns:w16cid="http://schemas.microsoft.com/office/word/2016/wordml/cid" xmlns:w16="http://schemas.microsoft.com/office/word/2018/wordml" xmlns:w16du="http://schemas.microsoft.com/office/word/2023/wordml/word16du" xmlns:w16sdtdh="http://schemas.microsoft.com/office/word/2020/wordml/sdtdatahash" xmlns:w16sdtfl="http://schemas.microsoft.com/office/word/2024/wordml/sdtformatlock" xmlns:w16se="http://schemas.microsoft.com/office/word/2015/wordml/symex" xmlns:wpg="http://schemas.microsoft.com/office/word/2010/wordprocessingGroup" xmlns:wpi="http://schemas.microsoft.com/office/word/2010/wordprocessingInk" xmlns:wne="http://schemas.microsoft.com/office/word/2006/wordml" xmlns:wps="http://schemas.microsoft.com/office/word/2010/wordprocessingShape" mc:Ignorable="w14 w15 w16se w16cid w16 w16cex w16sdtdh w16sdtfl w16du wp14">
   <w:endnote w:type="separator" w:id="-1">
     <w:p>
       <w:pPr>
@@ -14608,7 +14600,7 @@
 </file>
 
 <file path=word/footnotes.xml><?xml version="1.0" encoding="utf-8"?>
-<w:footnotes xmlns:wpc="http://schemas.microsoft.com/office/word/2010/wordprocessingCanvas" xmlns:cx="http://schemas.microsoft.com/office/drawing/2014/chartex" xmlns:cx1="http://schemas.microsoft.com/office/drawing/2015/9/8/chartex" xmlns:cx2="http://schemas.microsoft.com/office/drawing/2015/10/21/chartex" xmlns:cx3="http://schemas.microsoft.com/office/drawing/2016/5/9/chartex" xmlns:cx4="http://schemas.microsoft.com/office/drawing/2016/5/10/chartex" xmlns:cx5="http://schemas.microsoft.com/office/drawing/2016/5/11/chartex" xmlns:cx6="http://schemas.microsoft.com/office/drawing/2016/5/12/chartex" xmlns:cx7="http://schemas.microsoft.com/office/drawing/2016/5/13/chartex" xmlns:cx8="http://schemas.microsoft.com/office/drawing/2016/5/14/chartex" xmlns:mc="http://schemas.openxmlformats.org/markup-compatibility/2006" xmlns:aink="http://schemas.microsoft.com/office/drawing/2016/ink" xmlns:am3d="http://schemas.microsoft.com/office/drawing/2017/model3d" xmlns:o="urn:schemas-microsoft-com:office:office" xmlns:oel="http://schemas.microsoft.com/office/2019/extlst" xmlns:r="http://schemas.openxmlformats.org/officeDocument/2006/relationships" xmlns:m="http://schemas.openxmlformats.org/officeDocument/2006/math" xmlns:v="urn:schemas-microsoft-com:vml" xmlns:wp14="http://schemas.microsoft.com/office/word/2010/wordprocessingDrawing" xmlns:wp="http://schemas.openxmlformats.org/drawingml/2006/wordprocessingDrawing" xmlns:w10="urn:schemas-microsoft-com:office:word" xmlns:w="http://schemas.openxmlformats.org/wordprocessingml/2006/main" xmlns:w14="http://schemas.microsoft.com/office/word/2010/wordml" xmlns:w15="http://schemas.microsoft.com/office/word/2012/wordml" xmlns:w16cex="http://schemas.microsoft.com/office/word/2018/wordml/cex" xmlns:w16cid="http://schemas.microsoft.com/office/word/2016/wordml/cid" xmlns:w16="http://schemas.microsoft.com/office/word/2018/wordml" xmlns:w16sdtdh="http://schemas.microsoft.com/office/word/2020/wordml/sdtdatahash" xmlns:w16se="http://schemas.microsoft.com/office/word/2015/wordml/symex" xmlns:wpg="http://schemas.microsoft.com/office/word/2010/wordprocessingGroup" xmlns:wpi="http://schemas.microsoft.com/office/word/2010/wordprocessingInk" xmlns:wne="http://schemas.microsoft.com/office/word/2006/wordml" xmlns:wps="http://schemas.microsoft.com/office/word/2010/wordprocessingShape" mc:Ignorable="w14 w15 w16se w16cid w16 w16cex w16sdtdh wp14">
+<w:footnotes xmlns:wpc="http://schemas.microsoft.com/office/word/2010/wordprocessingCanvas" xmlns:cx="http://schemas.microsoft.com/office/drawing/2014/chartex" xmlns:cx1="http://schemas.microsoft.com/office/drawing/2015/9/8/chartex" xmlns:cx2="http://schemas.microsoft.com/office/drawing/2015/10/21/chartex" xmlns:cx3="http://schemas.microsoft.com/office/drawing/2016/5/9/chartex" xmlns:cx4="http://schemas.microsoft.com/office/drawing/2016/5/10/chartex" xmlns:cx5="http://schemas.microsoft.com/office/drawing/2016/5/11/chartex" xmlns:cx6="http://schemas.microsoft.com/office/drawing/2016/5/12/chartex" xmlns:cx7="http://schemas.microsoft.com/office/drawing/2016/5/13/chartex" xmlns:cx8="http://schemas.microsoft.com/office/drawing/2016/5/14/chartex" xmlns:mc="http://schemas.openxmlformats.org/markup-compatibility/2006" xmlns:aink="http://schemas.microsoft.com/office/drawing/2016/ink" xmlns:am3d="http://schemas.microsoft.com/office/drawing/2017/model3d" xmlns:o="urn:schemas-microsoft-com:office:office" xmlns:oel="http://schemas.microsoft.com/office/2019/extlst" xmlns:r="http://schemas.openxmlformats.org/officeDocument/2006/relationships" xmlns:m="http://schemas.openxmlformats.org/officeDocument/2006/math" xmlns:v="urn:schemas-microsoft-com:vml" xmlns:wp14="http://schemas.microsoft.com/office/word/2010/wordprocessingDrawing" xmlns:wp="http://schemas.openxmlformats.org/drawingml/2006/wordprocessingDrawing" xmlns:w10="urn:schemas-microsoft-com:office:word" xmlns:w="http://schemas.openxmlformats.org/wordprocessingml/2006/main" xmlns:w14="http://schemas.microsoft.com/office/word/2010/wordml" xmlns:w15="http://schemas.microsoft.com/office/word/2012/wordml" xmlns:w16cex="http://schemas.microsoft.com/office/word/2018/wordml/cex" xmlns:w16cid="http://schemas.microsoft.com/office/word/2016/wordml/cid" xmlns:w16="http://schemas.microsoft.com/office/word/2018/wordml" xmlns:w16du="http://schemas.microsoft.com/office/word/2023/wordml/word16du" xmlns:w16sdtdh="http://schemas.microsoft.com/office/word/2020/wordml/sdtdatahash" xmlns:w16sdtfl="http://schemas.microsoft.com/office/word/2024/wordml/sdtformatlock" xmlns:w16se="http://schemas.microsoft.com/office/word/2015/wordml/symex" xmlns:wpg="http://schemas.microsoft.com/office/word/2010/wordprocessingGroup" xmlns:wpi="http://schemas.microsoft.com/office/word/2010/wordprocessingInk" xmlns:wne="http://schemas.microsoft.com/office/word/2006/wordml" xmlns:wps="http://schemas.microsoft.com/office/word/2010/wordprocessingShape" mc:Ignorable="w14 w15 w16se w16cid w16 w16cex w16sdtdh w16sdtfl w16du wp14">
   <w:footnote w:type="separator" w:id="-1">
     <w:p>
       <w:pPr>
@@ -14633,7 +14625,7 @@
 </file>
 
 <file path=word/numbering.xml><?xml version="1.0" encoding="utf-8"?>
-<w:numbering xmlns:wpc="http://schemas.microsoft.com/office/word/2010/wordprocessingCanvas" xmlns:cx="http://schemas.microsoft.com/office/drawing/2014/chartex" xmlns:cx1="http://schemas.microsoft.com/office/drawing/2015/9/8/chartex" xmlns:cx2="http://schemas.microsoft.com/office/drawing/2015/10/21/chartex" xmlns:cx3="http://schemas.microsoft.com/office/drawing/2016/5/9/chartex" xmlns:cx4="http://schemas.microsoft.com/office/drawing/2016/5/10/chartex" xmlns:cx5="http://schemas.microsoft.com/office/drawing/2016/5/11/chartex" xmlns:cx6="http://schemas.microsoft.com/office/drawing/2016/5/12/chartex" xmlns:cx7="http://schemas.microsoft.com/office/drawing/2016/5/13/chartex" xmlns:cx8="http://schemas.microsoft.com/office/drawing/2016/5/14/chartex" xmlns:mc="http://schemas.openxmlformats.org/markup-compatibility/2006" xmlns:aink="http://schemas.microsoft.com/office/drawing/2016/ink" xmlns:am3d="http://schemas.microsoft.com/office/drawing/2017/model3d" xmlns:o="urn:schemas-microsoft-com:office:office" xmlns:oel="http://schemas.microsoft.com/office/2019/extlst" xmlns:r="http://schemas.openxmlformats.org/officeDocument/2006/relationships" xmlns:m="http://schemas.openxmlformats.org/officeDocument/2006/math" xmlns:v="urn:schemas-microsoft-com:vml" xmlns:wp14="http://schemas.microsoft.com/office/word/2010/wordprocessingDrawing" xmlns:wp="http://schemas.openxmlformats.org/drawingml/2006/wordprocessingDrawing" xmlns:w10="urn:schemas-microsoft-com:office:word" xmlns:w="http://schemas.openxmlformats.org/wordprocessingml/2006/main" xmlns:w14="http://schemas.microsoft.com/office/word/2010/wordml" xmlns:w15="http://schemas.microsoft.com/office/word/2012/wordml" xmlns:w16cex="http://schemas.microsoft.com/office/word/2018/wordml/cex" xmlns:w16cid="http://schemas.microsoft.com/office/word/2016/wordml/cid" xmlns:w16="http://schemas.microsoft.com/office/word/2018/wordml" xmlns:w16sdtdh="http://schemas.microsoft.com/office/word/2020/wordml/sdtdatahash" xmlns:w16se="http://schemas.microsoft.com/office/word/2015/wordml/symex" xmlns:wpg="http://schemas.microsoft.com/office/word/2010/wordprocessingGroup" xmlns:wpi="http://schemas.microsoft.com/office/word/2010/wordprocessingInk" xmlns:wne="http://schemas.microsoft.com/office/word/2006/wordml" xmlns:wps="http://schemas.microsoft.com/office/word/2010/wordprocessingShape" mc:Ignorable="w14 w15 w16se w16cid w16 w16cex w16sdtdh wp14">
+<w:numbering xmlns:wpc="http://schemas.microsoft.com/office/word/2010/wordprocessingCanvas" xmlns:cx="http://schemas.microsoft.com/office/drawing/2014/chartex" xmlns:cx1="http://schemas.microsoft.com/office/drawing/2015/9/8/chartex" xmlns:cx2="http://schemas.microsoft.com/office/drawing/2015/10/21/chartex" xmlns:cx3="http://schemas.microsoft.com/office/drawing/2016/5/9/chartex" xmlns:cx4="http://schemas.microsoft.com/office/drawing/2016/5/10/chartex" xmlns:cx5="http://schemas.microsoft.com/office/drawing/2016/5/11/chartex" xmlns:cx6="http://schemas.microsoft.com/office/drawing/2016/5/12/chartex" xmlns:cx7="http://schemas.microsoft.com/office/drawing/2016/5/13/chartex" xmlns:cx8="http://schemas.microsoft.com/office/drawing/2016/5/14/chartex" xmlns:mc="http://schemas.openxmlformats.org/markup-compatibility/2006" xmlns:aink="http://schemas.microsoft.com/office/drawing/2016/ink" xmlns:am3d="http://schemas.microsoft.com/office/drawing/2017/model3d" xmlns:o="urn:schemas-microsoft-com:office:office" xmlns:oel="http://schemas.microsoft.com/office/2019/extlst" xmlns:r="http://schemas.openxmlformats.org/officeDocument/2006/relationships" xmlns:m="http://schemas.openxmlformats.org/officeDocument/2006/math" xmlns:v="urn:schemas-microsoft-com:vml" xmlns:wp14="http://schemas.microsoft.com/office/word/2010/wordprocessingDrawing" xmlns:wp="http://schemas.openxmlformats.org/drawingml/2006/wordprocessingDrawing" xmlns:w10="urn:schemas-microsoft-com:office:word" xmlns:w="http://schemas.openxmlformats.org/wordprocessingml/2006/main" xmlns:w14="http://schemas.microsoft.com/office/word/2010/wordml" xmlns:w15="http://schemas.microsoft.com/office/word/2012/wordml" xmlns:w16cex="http://schemas.microsoft.com/office/word/2018/wordml/cex" xmlns:w16cid="http://schemas.microsoft.com/office/word/2016/wordml/cid" xmlns:w16="http://schemas.microsoft.com/office/word/2018/wordml" xmlns:w16du="http://schemas.microsoft.com/office/word/2023/wordml/word16du" xmlns:w16sdtdh="http://schemas.microsoft.com/office/word/2020/wordml/sdtdatahash" xmlns:w16sdtfl="http://schemas.microsoft.com/office/word/2024/wordml/sdtformatlock" xmlns:w16se="http://schemas.microsoft.com/office/word/2015/wordml/symex" xmlns:wpg="http://schemas.microsoft.com/office/word/2010/wordprocessingGroup" xmlns:wpi="http://schemas.microsoft.com/office/word/2010/wordprocessingInk" xmlns:wne="http://schemas.microsoft.com/office/word/2006/wordml" xmlns:wps="http://schemas.microsoft.com/office/word/2010/wordprocessingShape" mc:Ignorable="w14 w15 w16se w16cid w16 w16cex w16sdtdh w16sdtfl w16du wp14">
   <w:abstractNum w:abstractNumId="0" w15:restartNumberingAfterBreak="0">
     <w:nsid w:val="09C75AED"/>
     <w:multiLevelType w:val="hybridMultilevel"/>
@@ -16719,7 +16711,7 @@
 </file>
 
 <file path=word/styles.xml><?xml version="1.0" encoding="utf-8"?>
-<w:styles xmlns:mc="http://schemas.openxmlformats.org/markup-compatibility/2006" xmlns:r="http://schemas.openxmlformats.org/officeDocument/2006/relationships" xmlns:w="http://schemas.openxmlformats.org/wordprocessingml/2006/main" xmlns:w14="http://schemas.microsoft.com/office/word/2010/wordml" xmlns:w15="http://schemas.microsoft.com/office/word/2012/wordml" xmlns:w16cex="http://schemas.microsoft.com/office/word/2018/wordml/cex" xmlns:w16cid="http://schemas.microsoft.com/office/word/2016/wordml/cid" xmlns:w16="http://schemas.microsoft.com/office/word/2018/wordml" xmlns:w16sdtdh="http://schemas.microsoft.com/office/word/2020/wordml/sdtdatahash" xmlns:w16se="http://schemas.microsoft.com/office/word/2015/wordml/symex" mc:Ignorable="w14 w15 w16se w16cid w16 w16cex w16sdtdh">
+<w:styles xmlns:mc="http://schemas.openxmlformats.org/markup-compatibility/2006" xmlns:r="http://schemas.openxmlformats.org/officeDocument/2006/relationships" xmlns:w="http://schemas.openxmlformats.org/wordprocessingml/2006/main" xmlns:w14="http://schemas.microsoft.com/office/word/2010/wordml" xmlns:w15="http://schemas.microsoft.com/office/word/2012/wordml" xmlns:w16cex="http://schemas.microsoft.com/office/word/2018/wordml/cex" xmlns:w16cid="http://schemas.microsoft.com/office/word/2016/wordml/cid" xmlns:w16="http://schemas.microsoft.com/office/word/2018/wordml" xmlns:w16du="http://schemas.microsoft.com/office/word/2023/wordml/word16du" xmlns:w16sdtdh="http://schemas.microsoft.com/office/word/2020/wordml/sdtdatahash" xmlns:w16sdtfl="http://schemas.microsoft.com/office/word/2024/wordml/sdtformatlock" xmlns:w16se="http://schemas.microsoft.com/office/word/2015/wordml/symex" mc:Ignorable="w14 w15 w16se w16cid w16 w16cex w16sdtdh w16sdtfl w16du">
   <w:docDefaults>
     <w:rPrDefault>
       <w:rPr>

--- a/Informe de Pasantias/Informe de Pasantias con capitulo 3.docx
+++ b/Informe de Pasantias/Informe de Pasantias con capitulo 3.docx
@@ -1,6 +1,6 @@
 
 <file path=word/document.xml><?xml version="1.0" encoding="utf-8"?>
-<w:document xmlns:wpc="http://schemas.microsoft.com/office/word/2010/wordprocessingCanvas" xmlns:cx="http://schemas.microsoft.com/office/drawing/2014/chartex" xmlns:cx1="http://schemas.microsoft.com/office/drawing/2015/9/8/chartex" xmlns:cx2="http://schemas.microsoft.com/office/drawing/2015/10/21/chartex" xmlns:cx3="http://schemas.microsoft.com/office/drawing/2016/5/9/chartex" xmlns:cx4="http://schemas.microsoft.com/office/drawing/2016/5/10/chartex" xmlns:cx5="http://schemas.microsoft.com/office/drawing/2016/5/11/chartex" xmlns:cx6="http://schemas.microsoft.com/office/drawing/2016/5/12/chartex" xmlns:cx7="http://schemas.microsoft.com/office/drawing/2016/5/13/chartex" xmlns:cx8="http://schemas.microsoft.com/office/drawing/2016/5/14/chartex" xmlns:mc="http://schemas.openxmlformats.org/markup-compatibility/2006" xmlns:aink="http://schemas.microsoft.com/office/drawing/2016/ink" xmlns:am3d="http://schemas.microsoft.com/office/drawing/2017/model3d" xmlns:o="urn:schemas-microsoft-com:office:office" xmlns:oel="http://schemas.microsoft.com/office/2019/extlst" xmlns:r="http://schemas.openxmlformats.org/officeDocument/2006/relationships" xmlns:m="http://schemas.openxmlformats.org/officeDocument/2006/math" xmlns:v="urn:schemas-microsoft-com:vml" xmlns:wp14="http://schemas.microsoft.com/office/word/2010/wordprocessingDrawing" xmlns:wp="http://schemas.openxmlformats.org/drawingml/2006/wordprocessingDrawing" xmlns:w10="urn:schemas-microsoft-com:office:word" xmlns:w="http://schemas.openxmlformats.org/wordprocessingml/2006/main" xmlns:w14="http://schemas.microsoft.com/office/word/2010/wordml" xmlns:w15="http://schemas.microsoft.com/office/word/2012/wordml" xmlns:w16cex="http://schemas.microsoft.com/office/word/2018/wordml/cex" xmlns:w16cid="http://schemas.microsoft.com/office/word/2016/wordml/cid" xmlns:w16="http://schemas.microsoft.com/office/word/2018/wordml" xmlns:w16du="http://schemas.microsoft.com/office/word/2023/wordml/word16du" xmlns:w16sdtdh="http://schemas.microsoft.com/office/word/2020/wordml/sdtdatahash" xmlns:w16sdtfl="http://schemas.microsoft.com/office/word/2024/wordml/sdtformatlock" xmlns:w16se="http://schemas.microsoft.com/office/word/2015/wordml/symex" xmlns:wpg="http://schemas.microsoft.com/office/word/2010/wordprocessingGroup" xmlns:wpi="http://schemas.microsoft.com/office/word/2010/wordprocessingInk" xmlns:wne="http://schemas.microsoft.com/office/word/2006/wordml" xmlns:wps="http://schemas.microsoft.com/office/word/2010/wordprocessingShape" mc:Ignorable="w14 w15 w16se w16cid w16 w16cex w16sdtdh w16sdtfl w16du wp14">
+<w:document xmlns:wpc="http://schemas.microsoft.com/office/word/2010/wordprocessingCanvas" xmlns:cx="http://schemas.microsoft.com/office/drawing/2014/chartex" xmlns:cx1="http://schemas.microsoft.com/office/drawing/2015/9/8/chartex" xmlns:cx2="http://schemas.microsoft.com/office/drawing/2015/10/21/chartex" xmlns:cx3="http://schemas.microsoft.com/office/drawing/2016/5/9/chartex" xmlns:cx4="http://schemas.microsoft.com/office/drawing/2016/5/10/chartex" xmlns:cx5="http://schemas.microsoft.com/office/drawing/2016/5/11/chartex" xmlns:cx6="http://schemas.microsoft.com/office/drawing/2016/5/12/chartex" xmlns:cx7="http://schemas.microsoft.com/office/drawing/2016/5/13/chartex" xmlns:cx8="http://schemas.microsoft.com/office/drawing/2016/5/14/chartex" xmlns:mc="http://schemas.openxmlformats.org/markup-compatibility/2006" xmlns:aink="http://schemas.microsoft.com/office/drawing/2016/ink" xmlns:am3d="http://schemas.microsoft.com/office/drawing/2017/model3d" xmlns:o="urn:schemas-microsoft-com:office:office" xmlns:oel="http://schemas.microsoft.com/office/2019/extlst" xmlns:r="http://schemas.openxmlformats.org/officeDocument/2006/relationships" xmlns:m="http://schemas.openxmlformats.org/officeDocument/2006/math" xmlns:v="urn:schemas-microsoft-com:vml" xmlns:wp14="http://schemas.microsoft.com/office/word/2010/wordprocessingDrawing" xmlns:wp="http://schemas.openxmlformats.org/drawingml/2006/wordprocessingDrawing" xmlns:w10="urn:schemas-microsoft-com:office:word" xmlns:w="http://schemas.openxmlformats.org/wordprocessingml/2006/main" xmlns:w14="http://schemas.microsoft.com/office/word/2010/wordml" xmlns:w15="http://schemas.microsoft.com/office/word/2012/wordml" xmlns:w16cex="http://schemas.microsoft.com/office/word/2018/wordml/cex" xmlns:w16cid="http://schemas.microsoft.com/office/word/2016/wordml/cid" xmlns:w16="http://schemas.microsoft.com/office/word/2018/wordml" xmlns:w16sdtdh="http://schemas.microsoft.com/office/word/2020/wordml/sdtdatahash" xmlns:w16se="http://schemas.microsoft.com/office/word/2015/wordml/symex" xmlns:wpg="http://schemas.microsoft.com/office/word/2010/wordprocessingGroup" xmlns:wpi="http://schemas.microsoft.com/office/word/2010/wordprocessingInk" xmlns:wne="http://schemas.microsoft.com/office/word/2006/wordml" xmlns:wps="http://schemas.microsoft.com/office/word/2010/wordprocessingShape" mc:Ignorable="w14 w15 w16se w16cid w16 w16cex w16sdtdh wp14">
   <w:body>
     <w:p>
       <w:pPr>
@@ -1568,7 +1568,7 @@
               </wp:anchor>
             </w:drawing>
           </mc:Choice>
-          <mc:Fallback>
+          <mc:Fallback xmlns:w16sdtfl="http://schemas.microsoft.com/office/word/2024/wordml/sdtformatlock" xmlns:w16du="http://schemas.microsoft.com/office/word/2023/wordml/word16du">
             <w:pict>
               <v:line w14:anchorId="1958B2F4" id="Conector recto 1" o:spid="_x0000_s1026" style="position:absolute;z-index:251669504;visibility:visible;mso-wrap-style:square;mso-width-percent:0;mso-height-percent:0;mso-wrap-distance-left:9pt;mso-wrap-distance-top:0;mso-wrap-distance-right:9pt;mso-wrap-distance-bottom:0;mso-position-horizontal:absolute;mso-position-horizontal-relative:margin;mso-position-vertical:absolute;mso-position-vertical-relative:text;mso-width-percent:0;mso-height-percent:0;mso-width-relative:margin;mso-height-relative:margin" from="118.85pt,20.55pt" to="297.1pt,20.55pt" o:gfxdata="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" strokecolor="windowText" strokeweight=".5pt">
                 <v:stroke joinstyle="miter"/>
@@ -1688,7 +1688,7 @@
               </wp:anchor>
             </w:drawing>
           </mc:Choice>
-          <mc:Fallback>
+          <mc:Fallback xmlns:w16sdtfl="http://schemas.microsoft.com/office/word/2024/wordml/sdtformatlock" xmlns:w16du="http://schemas.microsoft.com/office/word/2023/wordml/word16du">
             <w:pict>
               <v:line w14:anchorId="389C70C2" id="Conector recto 1" o:spid="_x0000_s1026" style="position:absolute;z-index:251671552;visibility:visible;mso-wrap-style:square;mso-width-percent:0;mso-height-percent:0;mso-wrap-distance-left:9pt;mso-wrap-distance-top:0;mso-wrap-distance-right:9pt;mso-wrap-distance-bottom:0;mso-position-horizontal:center;mso-position-horizontal-relative:margin;mso-position-vertical:absolute;mso-position-vertical-relative:text;mso-width-percent:0;mso-height-percent:0;mso-width-relative:margin;mso-height-relative:margin" from="0,.55pt" to="178.25pt,.55pt" o:gfxdata="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" strokecolor="windowText" strokeweight=".5pt">
                 <v:stroke joinstyle="miter"/>
@@ -1708,13 +1708,8 @@
         <w:spacing w:line="240" w:lineRule="auto"/>
         <w:jc w:val="center"/>
       </w:pPr>
-      <w:proofErr w:type="spellStart"/>
-      <w:r>
-        <w:t>Msc</w:t>
-      </w:r>
-      <w:proofErr w:type="spellEnd"/>
-      <w:r>
-        <w:t>. Omar Gonzáles Garcés</w:t>
+      <w:r>
+        <w:t>Msc. Omar Gonzáles Garcés</w:t>
       </w:r>
     </w:p>
     <w:p>
@@ -1777,7 +1772,6 @@
           <w:lang w:val="es-VE"/>
         </w:rPr>
       </w:pPr>
-      <w:proofErr w:type="gramStart"/>
       <w:r>
         <w:rPr>
           <w:rFonts w:ascii="Arial" w:hAnsi="Arial" w:cs="Arial"/>
@@ -1796,7 +1790,6 @@
         </w:rPr>
         <w:t>_</w:t>
       </w:r>
-      <w:proofErr w:type="gramEnd"/>
       <w:r>
         <w:rPr>
           <w:rFonts w:ascii="Arial" w:hAnsi="Arial" w:cs="Arial"/>
@@ -1804,19 +1797,8 @@
           <w:bCs/>
           <w:lang w:val="es-VE"/>
         </w:rPr>
-        <w:t>__________</w:t>
-      </w:r>
-      <w:proofErr w:type="spellStart"/>
-      <w:r>
-        <w:rPr>
-          <w:rFonts w:ascii="Arial" w:hAnsi="Arial" w:cs="Arial"/>
-          <w:b/>
-          <w:bCs/>
-          <w:lang w:val="es-VE"/>
-        </w:rPr>
-        <w:t>pts</w:t>
-      </w:r>
-      <w:proofErr w:type="spellEnd"/>
+        <w:t>__________pts</w:t>
+      </w:r>
     </w:p>
     <w:p>
       <w:pPr>
@@ -2317,7 +2299,7 @@
               </wp:anchor>
             </w:drawing>
           </mc:Choice>
-          <mc:Fallback>
+          <mc:Fallback xmlns:w16sdtfl="http://schemas.microsoft.com/office/word/2024/wordml/sdtformatlock" xmlns:w16du="http://schemas.microsoft.com/office/word/2023/wordml/word16du">
             <w:pict>
               <v:group w14:anchorId="1BA10B96" id="Group 17" o:spid="_x0000_s1026" style="position:absolute;margin-left:-4.45pt;margin-top:9.2pt;width:450.2pt;height:127.25pt;z-index:251659264" coordorigin="2268,6021" coordsize="8280,2340" o:gfxdata="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">
                 <v:shapetype id="_x0000_t75" coordsize="21600,21600" o:spt="75" o:preferrelative="t" path="m@4@5l@4@11@9@11@9@5xe" filled="f" stroked="f">
@@ -3488,107 +3470,13 @@
         <w:rPr>
           <w:lang w:val="es-MX"/>
         </w:rPr>
-        <w:t>ocupa un rol clave como unidad de soporte técnico, reportando a la Gerencia de Administración.</w:t>
-      </w:r>
-    </w:p>
-    <w:p>
-      <w:pPr>
-        <w:pStyle w:val="Tesis"/>
-        <w:ind w:firstLine="0"/>
+        <w:t>ocupa un rol clave como unidad de soporte técnico, reportando a la Gerencia de Administración</w:t>
+      </w:r>
+      <w:r>
         <w:rPr>
           <w:lang w:val="es-MX"/>
         </w:rPr>
-      </w:pPr>
-    </w:p>
-    <w:p>
-      <w:pPr>
-        <w:pStyle w:val="Tesis"/>
-        <w:ind w:firstLine="0"/>
-      </w:pPr>
-    </w:p>
-    <w:p>
-      <w:pPr>
-        <w:pStyle w:val="Tesis"/>
-        <w:ind w:firstLine="0"/>
-      </w:pPr>
-    </w:p>
-    <w:p>
-      <w:pPr>
-        <w:pStyle w:val="Tesis"/>
-        <w:ind w:firstLine="0"/>
-      </w:pPr>
-    </w:p>
-    <w:p>
-      <w:pPr>
-        <w:pStyle w:val="Tesis"/>
-        <w:ind w:firstLine="0"/>
-      </w:pPr>
-    </w:p>
-    <w:p>
-      <w:pPr>
-        <w:pStyle w:val="Tesis"/>
-        <w:ind w:firstLine="0"/>
-      </w:pPr>
-    </w:p>
-    <w:p>
-      <w:pPr>
-        <w:pStyle w:val="pasantia"/>
-        <w:spacing w:after="0" w:line="240" w:lineRule="auto"/>
-        <w:ind w:firstLine="0"/>
-        <w:jc w:val="center"/>
-        <w:rPr>
-          <w:b/>
-          <w:bCs/>
-          <w:sz w:val="24"/>
-          <w:szCs w:val="24"/>
-          <w:lang w:val="es-VE"/>
-        </w:rPr>
-      </w:pPr>
-      <w:r>
-        <w:rPr>
-          <w:b/>
-          <w:bCs/>
-          <w:sz w:val="24"/>
-          <w:szCs w:val="24"/>
-          <w:lang w:val="es-VE"/>
-        </w:rPr>
-        <w:lastRenderedPageBreak/>
-        <w:t>FIGURA</w:t>
-      </w:r>
-      <w:r>
-        <w:rPr>
-          <w:b/>
-          <w:bCs/>
-          <w:sz w:val="24"/>
-          <w:szCs w:val="24"/>
-          <w:lang w:val="es-VE"/>
-        </w:rPr>
-        <w:t xml:space="preserve"> N°1.</w:t>
-      </w:r>
-    </w:p>
-    <w:p>
-      <w:pPr>
-        <w:pStyle w:val="pasantia"/>
-        <w:spacing w:after="0" w:line="240" w:lineRule="auto"/>
-        <w:ind w:firstLine="0"/>
-        <w:jc w:val="center"/>
-        <w:rPr>
-          <w:b/>
-          <w:bCs/>
-          <w:sz w:val="24"/>
-          <w:szCs w:val="24"/>
-          <w:lang w:val="es-VE"/>
-        </w:rPr>
-      </w:pPr>
-      <w:r>
-        <w:rPr>
-          <w:b/>
-          <w:bCs/>
-          <w:sz w:val="24"/>
-          <w:szCs w:val="24"/>
-          <w:lang w:val="es-VE"/>
-        </w:rPr>
-        <w:t>Diagrama de la Estructura Organizacional de SISALUD.</w:t>
+        <w:t>.</w:t>
       </w:r>
     </w:p>
     <w:p>
@@ -3614,6 +3502,7 @@
           <w:szCs w:val="24"/>
           <w:lang w:val="es-VE" w:eastAsia="es-VE"/>
         </w:rPr>
+        <w:lastRenderedPageBreak/>
         <w:drawing>
           <wp:inline distT="0" distB="0" distL="0" distR="0" wp14:anchorId="04244B62" wp14:editId="0DB7CE9B">
             <wp:extent cx="4680000" cy="3144280"/>
@@ -3673,83 +3562,10 @@
     </w:p>
     <w:p>
       <w:pPr>
-        <w:pStyle w:val="Tesis"/>
-        <w:spacing w:line="240" w:lineRule="auto"/>
-        <w:ind w:firstLine="0"/>
-        <w:rPr>
-          <w:b/>
-          <w:bCs/>
-        </w:rPr>
-      </w:pPr>
-      <w:r>
-        <w:t xml:space="preserve">       </w:t>
-      </w:r>
-      <w:r>
-        <w:rPr>
-          <w:b/>
-          <w:bCs/>
-        </w:rPr>
-        <w:t>Fuente: RR.</w:t>
-      </w:r>
-      <w:r>
-        <w:rPr>
-          <w:b/>
-          <w:bCs/>
-        </w:rPr>
-        <w:t xml:space="preserve"> </w:t>
-      </w:r>
-      <w:r>
-        <w:rPr>
-          <w:b/>
-          <w:bCs/>
-        </w:rPr>
-        <w:t>HH de SISALUD (2026)</w:t>
-      </w:r>
-    </w:p>
-    <w:p>
-      <w:pPr>
-        <w:pStyle w:val="Tesis"/>
-        <w:spacing w:after="0" w:line="240" w:lineRule="auto"/>
-        <w:ind w:firstLine="0"/>
-        <w:rPr>
-          <w:b/>
-          <w:bCs/>
-        </w:rPr>
-      </w:pPr>
-    </w:p>
-    <w:p>
-      <w:pPr>
-        <w:pStyle w:val="Tesis"/>
-        <w:spacing w:after="0" w:line="240" w:lineRule="auto"/>
-        <w:ind w:firstLine="0"/>
-        <w:rPr>
-          <w:b/>
-          <w:bCs/>
-        </w:rPr>
-      </w:pPr>
-    </w:p>
-    <w:p>
-      <w:pPr>
-        <w:pStyle w:val="Ttulo1"/>
-      </w:pPr>
-      <w:bookmarkStart w:id="13" w:name="_Toc231287032"/>
-      <w:r>
-        <w:t>1.</w:t>
-      </w:r>
-      <w:r>
-        <w:t>4. RELACIÓN ENTRE LAS FUNCIONES DEL ÁREA EN EL CUAL SE REALIZA LA PASANTÍA Y EL PERFIL PROFESIONAL DEL EGRESADO</w:t>
-      </w:r>
-      <w:r>
-        <w:t>.</w:t>
-      </w:r>
-      <w:bookmarkEnd w:id="13"/>
-    </w:p>
-    <w:p>
-      <w:pPr>
         <w:pStyle w:val="pasantia"/>
         <w:spacing w:after="0" w:line="240" w:lineRule="auto"/>
         <w:ind w:firstLine="0"/>
-        <w:jc w:val="both"/>
+        <w:jc w:val="center"/>
         <w:rPr>
           <w:b/>
           <w:bCs/>
@@ -3758,32 +3574,7 @@
           <w:lang w:val="es-VE"/>
         </w:rPr>
       </w:pPr>
-    </w:p>
-    <w:p>
-      <w:pPr>
-        <w:pStyle w:val="Tesis"/>
-        <w:spacing w:after="0"/>
-      </w:pPr>
-      <w:r>
-        <w:t>En el siguiente punto, se presenta un análisis detallado que conecta las responsabilidades operativas desempeñadas en el Departamento de Informática de SISALUD, con el perfil profesional del egresado en ingeniería de informática, con el objetivo de demostrar como el ejercicio profesional permite la aplicación directa de los conocimientos técnicos y metodológicos en un entorno laboral real.</w:t>
-      </w:r>
-    </w:p>
-    <w:p>
-      <w:pPr>
-        <w:pStyle w:val="Tesis"/>
-      </w:pPr>
-    </w:p>
-    <w:p>
-      <w:pPr>
-        <w:pStyle w:val="Tesis"/>
-      </w:pPr>
-    </w:p>
-    <w:p>
-      <w:pPr>
-        <w:pStyle w:val="pasantia"/>
-        <w:spacing w:after="0" w:line="240" w:lineRule="auto"/>
-        <w:ind w:firstLine="0"/>
-        <w:jc w:val="center"/>
+      <w:r>
         <w:rPr>
           <w:b/>
           <w:bCs/>
@@ -3791,8 +3582,75 @@
           <w:szCs w:val="24"/>
           <w:lang w:val="es-VE"/>
         </w:rPr>
-      </w:pPr>
-      <w:r>
+        <w:t>Figura 1. Diagrama de la Estructura Organizacional de SISALUD.</w:t>
+      </w:r>
+    </w:p>
+    <w:p>
+      <w:pPr>
+        <w:pStyle w:val="Tesis"/>
+        <w:spacing w:line="240" w:lineRule="auto"/>
+        <w:ind w:firstLine="0"/>
+        <w:jc w:val="center"/>
+        <w:rPr>
+          <w:b/>
+          <w:bCs/>
+        </w:rPr>
+      </w:pPr>
+      <w:r>
+        <w:rPr>
+          <w:b/>
+          <w:bCs/>
+        </w:rPr>
+        <w:t>Fuente: RR.</w:t>
+      </w:r>
+      <w:r>
+        <w:rPr>
+          <w:b/>
+          <w:bCs/>
+        </w:rPr>
+        <w:t xml:space="preserve"> </w:t>
+      </w:r>
+      <w:r>
+        <w:rPr>
+          <w:b/>
+          <w:bCs/>
+        </w:rPr>
+        <w:t>HH de SISALUD (2026)</w:t>
+      </w:r>
+    </w:p>
+    <w:p>
+      <w:pPr>
+        <w:pStyle w:val="Tesis"/>
+        <w:spacing w:after="0" w:line="240" w:lineRule="auto"/>
+        <w:ind w:firstLine="0"/>
+        <w:rPr>
+          <w:b/>
+          <w:bCs/>
+        </w:rPr>
+      </w:pPr>
+    </w:p>
+    <w:p>
+      <w:pPr>
+        <w:pStyle w:val="Ttulo1"/>
+      </w:pPr>
+      <w:bookmarkStart w:id="13" w:name="_Toc231287032"/>
+      <w:r>
+        <w:t>1.</w:t>
+      </w:r>
+      <w:r>
+        <w:t>4. RELACIÓN ENTRE LAS FUNCIONES DEL ÁREA EN EL CUAL SE REALIZA LA PASANTÍA Y EL PERFIL PROFESIONAL DEL EGRESADO</w:t>
+      </w:r>
+      <w:r>
+        <w:t>.</w:t>
+      </w:r>
+      <w:bookmarkEnd w:id="13"/>
+    </w:p>
+    <w:p>
+      <w:pPr>
+        <w:pStyle w:val="pasantia"/>
+        <w:spacing w:after="0" w:line="240" w:lineRule="auto"/>
+        <w:ind w:firstLine="0"/>
+        <w:jc w:val="both"/>
         <w:rPr>
           <w:b/>
           <w:bCs/>
@@ -3800,8 +3658,71 @@
           <w:szCs w:val="24"/>
           <w:lang w:val="es-VE"/>
         </w:rPr>
+      </w:pPr>
+    </w:p>
+    <w:p>
+      <w:pPr>
+        <w:pStyle w:val="Tesis"/>
+        <w:spacing w:after="0"/>
+      </w:pPr>
+      <w:r>
+        <w:t>En el siguiente punto, se presenta un análisis detallado que conecta las responsabilidades operativas desempeñadas en el Departamento de Informática de SISALUD, con el perfil profesional del egresado en ingeniería de informática, con el objetivo de demostrar como el ejercicio profesional permite la aplicación directa de los conocimientos técnicos y metodológicos en un entorno laboral real.</w:t>
+      </w:r>
+    </w:p>
+    <w:p>
+      <w:pPr>
+        <w:pStyle w:val="Tesis"/>
+      </w:pPr>
+    </w:p>
+    <w:p>
+      <w:pPr>
+        <w:pStyle w:val="Tesis"/>
+      </w:pPr>
+    </w:p>
+    <w:p>
+      <w:pPr>
+        <w:pStyle w:val="pasantia"/>
+        <w:spacing w:after="0" w:line="240" w:lineRule="auto"/>
+        <w:ind w:firstLine="0"/>
+        <w:jc w:val="center"/>
+        <w:rPr>
+          <w:b/>
+          <w:bCs/>
+          <w:sz w:val="24"/>
+          <w:szCs w:val="24"/>
+          <w:lang w:val="es-VE"/>
+        </w:rPr>
+      </w:pPr>
+      <w:r>
+        <w:rPr>
+          <w:b/>
+          <w:bCs/>
+          <w:sz w:val="24"/>
+          <w:szCs w:val="24"/>
+          <w:lang w:val="es-VE"/>
+        </w:rPr>
         <w:lastRenderedPageBreak/>
-        <w:t>CUADRO N°1.</w:t>
+        <w:t>C</w:t>
+      </w:r>
+      <w:r>
+        <w:rPr>
+          <w:b/>
+          <w:bCs/>
+          <w:sz w:val="24"/>
+          <w:szCs w:val="24"/>
+          <w:lang w:val="es-VE"/>
+        </w:rPr>
+        <w:t>uadro</w:t>
+      </w:r>
+      <w:r>
+        <w:rPr>
+          <w:b/>
+          <w:bCs/>
+          <w:sz w:val="24"/>
+          <w:szCs w:val="24"/>
+          <w:lang w:val="es-VE"/>
+        </w:rPr>
+        <w:t xml:space="preserve"> 1.</w:t>
       </w:r>
     </w:p>
     <w:p>
@@ -4561,7 +4482,7 @@
               </wp:anchor>
             </w:drawing>
           </mc:Choice>
-          <mc:Fallback>
+          <mc:Fallback xmlns:w16sdtfl="http://schemas.microsoft.com/office/word/2024/wordml/sdtformatlock" xmlns:w16du="http://schemas.microsoft.com/office/word/2023/wordml/word16du">
             <w:pict>
               <v:group w14:anchorId="5A6B7CA6" id="Group 17" o:spid="_x0000_s1026" style="position:absolute;margin-left:-4.45pt;margin-top:9.2pt;width:450.2pt;height:127.25pt;z-index:251661312" coordorigin="2268,6021" coordsize="8280,2340" o:gfxdata="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">
                 <v:shapetype id="_x0000_t75" coordsize="21600,21600" o:spt="75" o:preferrelative="t" path="m@4@5l@4@11@9@11@9@5xe" filled="f" stroked="f">
@@ -4851,15 +4772,7 @@
         <w:spacing w:after="0"/>
       </w:pPr>
       <w:r>
-        <w:t xml:space="preserve">En el presente capítulo, se reflejan las actividades a realizar por el pasante en el Departamento de Informática en la empresa </w:t>
-      </w:r>
-      <w:proofErr w:type="spellStart"/>
-      <w:r>
-        <w:t>Sisalud</w:t>
-      </w:r>
-      <w:proofErr w:type="spellEnd"/>
-      <w:r>
-        <w:t>, para el cumplimiento de las prácticas profesionales, las cuales serán desarrolladas durante ocho semanas, de lunes a viernes, en el horario de 08:00AM a 04:00PM Ver Cuadro N°2.</w:t>
+        <w:t>En el presente capítulo, se reflejan las actividades a realizar por el pasante en el Departamento de Informática en la empresa Sisalud, para el cumplimiento de las prácticas profesionales, las cuales serán desarrolladas durante ocho semanas, de lunes a viernes, en el horario de 08:00AM a 04:00PM Ver Cuadro N°2.</w:t>
       </w:r>
     </w:p>
     <w:p>
@@ -4921,7 +4834,25 @@
           <w:sz w:val="24"/>
           <w:lang w:val="es-VE"/>
         </w:rPr>
-        <w:t>CUADRO N°2.</w:t>
+        <w:t>C</w:t>
+      </w:r>
+      <w:r>
+        <w:rPr>
+          <w:b/>
+          <w:bCs/>
+          <w:sz w:val="24"/>
+          <w:lang w:val="es-VE"/>
+        </w:rPr>
+        <w:t xml:space="preserve">uadro </w:t>
+      </w:r>
+      <w:r>
+        <w:rPr>
+          <w:b/>
+          <w:bCs/>
+          <w:sz w:val="24"/>
+          <w:lang w:val="es-VE"/>
+        </w:rPr>
+        <w:t>2.</w:t>
       </w:r>
     </w:p>
     <w:p>
@@ -6122,27 +6053,7 @@
                 <w:sz w:val="16"/>
                 <w:szCs w:val="16"/>
               </w:rPr>
-              <w:t xml:space="preserve">Realización de Inventario de </w:t>
-            </w:r>
-            <w:proofErr w:type="spellStart"/>
-            <w:r>
-              <w:rPr>
-                <w:b/>
-                <w:bCs/>
-                <w:sz w:val="16"/>
-                <w:szCs w:val="16"/>
-              </w:rPr>
-              <w:t>Tóners</w:t>
-            </w:r>
-            <w:proofErr w:type="spellEnd"/>
-            <w:r>
-              <w:rPr>
-                <w:b/>
-                <w:bCs/>
-                <w:sz w:val="16"/>
-                <w:szCs w:val="16"/>
-              </w:rPr>
-              <w:t xml:space="preserve"> de impresoras.</w:t>
+              <w:t>Realización de Inventario de Tóners de impresoras.</w:t>
             </w:r>
           </w:p>
         </w:tc>
@@ -6466,7 +6377,6 @@
                 <w:lang w:val="es-VE"/>
               </w:rPr>
             </w:pPr>
-            <w:proofErr w:type="spellStart"/>
             <w:r>
               <w:rPr>
                 <w:b/>
@@ -6475,18 +6385,7 @@
                 <w:szCs w:val="16"/>
                 <w:lang w:val="es-VE"/>
               </w:rPr>
-              <w:t>Tóners</w:t>
-            </w:r>
-            <w:proofErr w:type="spellEnd"/>
-            <w:r>
-              <w:rPr>
-                <w:b/>
-                <w:bCs/>
-                <w:sz w:val="16"/>
-                <w:szCs w:val="16"/>
-                <w:lang w:val="es-VE"/>
-              </w:rPr>
-              <w:t xml:space="preserve"> de repuesto.</w:t>
+              <w:t>Tóners de repuesto.</w:t>
             </w:r>
           </w:p>
         </w:tc>
@@ -8749,7 +8648,7 @@
               </wp:anchor>
             </w:drawing>
           </mc:Choice>
-          <mc:Fallback>
+          <mc:Fallback xmlns:w16sdtfl="http://schemas.microsoft.com/office/word/2024/wordml/sdtformatlock" xmlns:w16du="http://schemas.microsoft.com/office/word/2023/wordml/word16du">
             <w:pict>
               <v:line w14:anchorId="36F41B00" id="Conector recto 1" o:spid="_x0000_s1026" style="position:absolute;flip:y;z-index:251667456;visibility:visible;mso-wrap-style:square;mso-width-percent:0;mso-height-percent:0;mso-wrap-distance-left:9pt;mso-wrap-distance-top:0;mso-wrap-distance-right:9pt;mso-wrap-distance-bottom:0;mso-position-horizontal:right;mso-position-horizontal-relative:margin;mso-position-vertical:absolute;mso-position-vertical-relative:text;mso-width-percent:0;mso-height-percent:0;mso-width-relative:margin;mso-height-relative:margin" from="127.05pt,12.4pt" to="305.3pt,12.4pt" o:gfxdata="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" strokecolor="windowText" strokeweight=".5pt">
                 <v:stroke joinstyle="miter"/>
@@ -8818,7 +8717,7 @@
               </wp:anchor>
             </w:drawing>
           </mc:Choice>
-          <mc:Fallback>
+          <mc:Fallback xmlns:w16sdtfl="http://schemas.microsoft.com/office/word/2024/wordml/sdtformatlock" xmlns:w16du="http://schemas.microsoft.com/office/word/2023/wordml/word16du">
             <w:pict>
               <v:line w14:anchorId="778108BC" id="Conector recto 1" o:spid="_x0000_s1026" style="position:absolute;z-index:251666432;visibility:visible;mso-wrap-style:square;mso-width-percent:0;mso-height-percent:0;mso-wrap-distance-left:9pt;mso-wrap-distance-top:0;mso-wrap-distance-right:9pt;mso-wrap-distance-bottom:0;mso-position-horizontal:left;mso-position-horizontal-relative:margin;mso-position-vertical:absolute;mso-position-vertical-relative:text;mso-width-percent:0;mso-height-percent:0;mso-width-relative:margin;mso-height-relative:margin" from="0,12.4pt" to="178.3pt,12.4pt" o:gfxdata="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" strokecolor="windowText" strokeweight=".5pt">
                 <v:stroke joinstyle="miter"/>
@@ -9175,7 +9074,7 @@
               </wp:anchor>
             </w:drawing>
           </mc:Choice>
-          <mc:Fallback>
+          <mc:Fallback xmlns:w16sdtfl="http://schemas.microsoft.com/office/word/2024/wordml/sdtformatlock" xmlns:w16du="http://schemas.microsoft.com/office/word/2023/wordml/word16du">
             <w:pict>
               <v:group w14:anchorId="7A82FFA2" id="Group 17" o:spid="_x0000_s1026" style="position:absolute;margin-left:-4.45pt;margin-top:9.2pt;width:450.2pt;height:127.25pt;z-index:251664384" coordorigin="2268,6021" coordsize="8280,2340" o:gfxdata="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">
                 <v:shape id="Imagen 2" o:spid="_x0000_s1027" type="#_x0000_t75" alt="Descripción: LOGO URBE 2012 DEFINITIVO-01" style="position:absolute;left:2268;top:6021;width:3000;height:2340;visibility:visible;mso-wrap-style:square" o:gfxdata="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">
@@ -10292,15 +10191,7 @@
         <w:t>s</w:t>
       </w:r>
       <w:r>
-        <w:t xml:space="preserve"> utilizados por el departamento en su entorno laboral como </w:t>
-      </w:r>
-      <w:proofErr w:type="spellStart"/>
-      <w:r>
-        <w:t>Netsupport</w:t>
-      </w:r>
-      <w:proofErr w:type="spellEnd"/>
-      <w:r>
-        <w:t xml:space="preserve"> Manager</w:t>
+        <w:t xml:space="preserve"> utilizados por el departamento en su entorno laboral como Netsupport Manager</w:t>
       </w:r>
       <w:r>
         <w:t xml:space="preserve"> y drivers de impresoras</w:t>
@@ -10772,15 +10663,7 @@
         <w:spacing w:after="0"/>
       </w:pPr>
       <w:r>
-        <w:t xml:space="preserve">La actividad consistió una revisión y conteo exacto de todos los </w:t>
-      </w:r>
-      <w:proofErr w:type="spellStart"/>
-      <w:r>
-        <w:t>tóners</w:t>
-      </w:r>
-      <w:proofErr w:type="spellEnd"/>
-      <w:r>
-        <w:t xml:space="preserve"> disponibles tantos en el almacén del departamento de operaciones como en el departamento de informática, para emitir un listado del inventario actual y poder </w:t>
+        <w:t xml:space="preserve">La actividad consistió una revisión y conteo exacto de todos los tóners disponibles tantos en el almacén del departamento de operaciones como en el departamento de informática, para emitir un listado del inventario actual y poder </w:t>
       </w:r>
       <w:r>
         <w:t>hacer</w:t>
@@ -10797,13 +10680,8 @@
       <w:r>
         <w:t xml:space="preserve"> </w:t>
       </w:r>
-      <w:proofErr w:type="spellStart"/>
-      <w:r>
-        <w:t>tóners</w:t>
-      </w:r>
-      <w:proofErr w:type="spellEnd"/>
-      <w:r>
-        <w:t xml:space="preserve"> que se consideren</w:t>
+      <w:r>
+        <w:t>tóners que se consideren</w:t>
       </w:r>
       <w:r>
         <w:t xml:space="preserve"> </w:t>
@@ -10891,15 +10769,7 @@
         <w:t xml:space="preserve"> entre ellos, ya sea diferentes de cantidades, si se acabaron o diferencia entre las marcas. </w:t>
       </w:r>
       <w:r>
-        <w:t xml:space="preserve">Al finalizar, el pasante redacto una nueva lista con los </w:t>
-      </w:r>
-      <w:proofErr w:type="spellStart"/>
-      <w:r>
-        <w:t>tóners</w:t>
-      </w:r>
-      <w:proofErr w:type="spellEnd"/>
-      <w:r>
-        <w:t xml:space="preserve"> actuales en el inventario.</w:t>
+        <w:t>Al finalizar, el pasante redacto una nueva lista con los tóners actuales en el inventario.</w:t>
       </w:r>
     </w:p>
     <w:p>
@@ -11087,15 +10957,7 @@
         <w:spacing w:after="0"/>
       </w:pPr>
       <w:r>
-        <w:t>Las impresoras forman parte del día a día en las oficinas de SISALUD, así que mantenerlos en condiciones es importante, por lo que una de las actividades constantes que hay que realizar son el cambio de cartuchos/</w:t>
-      </w:r>
-      <w:proofErr w:type="spellStart"/>
-      <w:r>
-        <w:t>tóners</w:t>
-      </w:r>
-      <w:proofErr w:type="spellEnd"/>
-      <w:r>
-        <w:t>, cuando la tinta dentro de estos se agota, ya no se puede imprimir y solucionar los atascos de papel que pueden ocurrir de forma aleatoria. Por lo que se deben mantener operativos para evitar retrasos en el flujo de documentos en la empresa.</w:t>
+        <w:t>Las impresoras forman parte del día a día en las oficinas de SISALUD, así que mantenerlos en condiciones es importante, por lo que una de las actividades constantes que hay que realizar son el cambio de cartuchos/tóners, cuando la tinta dentro de estos se agota, ya no se puede imprimir y solucionar los atascos de papel que pueden ocurrir de forma aleatoria. Por lo que se deben mantener operativos para evitar retrasos en el flujo de documentos en la empresa.</w:t>
       </w:r>
     </w:p>
     <w:p>
@@ -13469,15 +13331,7 @@
         <w:t>á</w:t>
       </w:r>
       <w:r>
-        <w:t xml:space="preserve">s importantes dentro de </w:t>
-      </w:r>
-      <w:proofErr w:type="spellStart"/>
-      <w:r>
-        <w:t>SiSALUD</w:t>
-      </w:r>
-      <w:proofErr w:type="spellEnd"/>
-      <w:r>
-        <w:t>, ya que consiste en garantizar la estabilidad, funcionalidad y operatividad de las aplicaciones corporativas</w:t>
+        <w:t>s importantes dentro de SiSALUD, ya que consiste en garantizar la estabilidad, funcionalidad y operatividad de las aplicaciones corporativas</w:t>
       </w:r>
       <w:r>
         <w:t xml:space="preserve"> consideradas críticas o imprescindibles, a fin de que todo el sistema empresarial funcione sin interrupciones.</w:t>
@@ -13767,7 +13621,21 @@
           <w:b/>
           <w:bCs/>
         </w:rPr>
-        <w:t>CUADRO N°3.</w:t>
+        <w:t>C</w:t>
+      </w:r>
+      <w:r>
+        <w:rPr>
+          <w:b/>
+          <w:bCs/>
+        </w:rPr>
+        <w:t xml:space="preserve">uadro </w:t>
+      </w:r>
+      <w:r>
+        <w:rPr>
+          <w:b/>
+          <w:bCs/>
+        </w:rPr>
+        <w:t>3.</w:t>
       </w:r>
     </w:p>
     <w:p>
@@ -13881,16 +13749,8 @@
               <w:pStyle w:val="Tesis"/>
               <w:spacing w:after="0" w:line="360" w:lineRule="auto"/>
               <w:ind w:firstLine="0"/>
-              <w:rPr>
-                <w:b/>
-                <w:bCs/>
-              </w:rPr>
             </w:pPr>
             <w:r>
-              <w:rPr>
-                <w:b/>
-                <w:bCs/>
-              </w:rPr>
               <w:t>Charla Introductoria y visita las instalaciones</w:t>
             </w:r>
           </w:p>
@@ -13904,15 +13764,9 @@
               <w:pStyle w:val="Tesis"/>
               <w:spacing w:after="0" w:line="360" w:lineRule="auto"/>
               <w:ind w:firstLine="0"/>
-              <w:rPr>
-                <w:b/>
-                <w:bCs/>
-              </w:rPr>
             </w:pPr>
             <w:r>
               <w:rPr>
-                <w:b/>
-                <w:bCs/>
                 <w:lang w:val="es-MX"/>
               </w:rPr>
               <w:t>Metodología de la Investigación</w:t>
@@ -13931,16 +13785,8 @@
               <w:pStyle w:val="Tesis"/>
               <w:spacing w:after="0" w:line="360" w:lineRule="auto"/>
               <w:ind w:firstLine="0"/>
-              <w:rPr>
-                <w:b/>
-                <w:bCs/>
-              </w:rPr>
             </w:pPr>
             <w:r>
-              <w:rPr>
-                <w:b/>
-                <w:bCs/>
-              </w:rPr>
               <w:t>Familiarización con las herramientas y equipos de trabajo</w:t>
             </w:r>
           </w:p>
@@ -13954,15 +13800,9 @@
               <w:pStyle w:val="Tesis"/>
               <w:spacing w:after="0" w:line="360" w:lineRule="auto"/>
               <w:ind w:firstLine="0"/>
-              <w:rPr>
-                <w:b/>
-                <w:bCs/>
-              </w:rPr>
             </w:pPr>
             <w:r>
               <w:rPr>
-                <w:b/>
-                <w:bCs/>
                 <w:lang w:val="es-MX"/>
               </w:rPr>
               <w:t>Hardware de Computadora</w:t>
@@ -13981,16 +13821,8 @@
               <w:pStyle w:val="Tesis"/>
               <w:spacing w:after="0" w:line="360" w:lineRule="auto"/>
               <w:ind w:firstLine="0"/>
-              <w:rPr>
-                <w:b/>
-                <w:bCs/>
-              </w:rPr>
             </w:pPr>
             <w:r>
-              <w:rPr>
-                <w:b/>
-                <w:bCs/>
-              </w:rPr>
               <w:t>Ponchado de cables de red.</w:t>
             </w:r>
           </w:p>
@@ -14004,15 +13836,9 @@
               <w:pStyle w:val="Tesis"/>
               <w:spacing w:after="0" w:line="360" w:lineRule="auto"/>
               <w:ind w:firstLine="0"/>
-              <w:rPr>
-                <w:b/>
-                <w:bCs/>
-              </w:rPr>
             </w:pPr>
             <w:r>
               <w:rPr>
-                <w:b/>
-                <w:bCs/>
                 <w:lang w:val="es-MX"/>
               </w:rPr>
               <w:t>Redes I y Redes II</w:t>
@@ -14031,33 +13857,9 @@
               <w:pStyle w:val="Tesis"/>
               <w:spacing w:after="0" w:line="360" w:lineRule="auto"/>
               <w:ind w:firstLine="0"/>
-              <w:rPr>
-                <w:b/>
-                <w:bCs/>
-              </w:rPr>
             </w:pPr>
             <w:r>
-              <w:rPr>
-                <w:b/>
-                <w:bCs/>
-              </w:rPr>
-              <w:t xml:space="preserve">Realización de Inventario de </w:t>
-            </w:r>
-            <w:proofErr w:type="spellStart"/>
-            <w:r>
-              <w:rPr>
-                <w:b/>
-                <w:bCs/>
-              </w:rPr>
-              <w:t>Tóners</w:t>
-            </w:r>
-            <w:proofErr w:type="spellEnd"/>
-            <w:r>
-              <w:rPr>
-                <w:b/>
-                <w:bCs/>
-              </w:rPr>
-              <w:t xml:space="preserve"> de impresoras.</w:t>
+              <w:t>Realización de Inventario de Tóners de impresoras.</w:t>
             </w:r>
           </w:p>
         </w:tc>
@@ -14070,15 +13872,9 @@
               <w:pStyle w:val="Tesis"/>
               <w:spacing w:after="0" w:line="360" w:lineRule="auto"/>
               <w:ind w:firstLine="0"/>
-              <w:rPr>
-                <w:b/>
-                <w:bCs/>
-              </w:rPr>
             </w:pPr>
             <w:r>
               <w:rPr>
-                <w:b/>
-                <w:bCs/>
                 <w:lang w:val="es-MX"/>
               </w:rPr>
               <w:t>Administración de Centros de Informática</w:t>
@@ -14097,16 +13893,8 @@
               <w:pStyle w:val="Tesis"/>
               <w:spacing w:after="0" w:line="360" w:lineRule="auto"/>
               <w:ind w:firstLine="0"/>
-              <w:rPr>
-                <w:b/>
-                <w:bCs/>
-              </w:rPr>
             </w:pPr>
             <w:r>
-              <w:rPr>
-                <w:b/>
-                <w:bCs/>
-              </w:rPr>
               <w:t>Cambio de cartuchos/tóner y solución de atascos de papel.</w:t>
             </w:r>
           </w:p>
@@ -14120,15 +13908,9 @@
               <w:pStyle w:val="Tesis"/>
               <w:spacing w:after="0" w:line="360" w:lineRule="auto"/>
               <w:ind w:firstLine="0"/>
-              <w:rPr>
-                <w:b/>
-                <w:bCs/>
-              </w:rPr>
             </w:pPr>
             <w:r>
               <w:rPr>
-                <w:b/>
-                <w:bCs/>
                 <w:lang w:val="es-MX"/>
               </w:rPr>
               <w:t>Administración de Centros de Informática</w:t>
@@ -14147,16 +13929,8 @@
               <w:pStyle w:val="Tesis"/>
               <w:spacing w:after="0" w:line="360" w:lineRule="auto"/>
               <w:ind w:firstLine="0"/>
-              <w:rPr>
-                <w:b/>
-                <w:bCs/>
-              </w:rPr>
             </w:pPr>
             <w:r>
-              <w:rPr>
-                <w:b/>
-                <w:bCs/>
-              </w:rPr>
               <w:t>Limpieza física de componentes de CPU.</w:t>
             </w:r>
           </w:p>
@@ -14170,15 +13944,9 @@
               <w:pStyle w:val="Tesis"/>
               <w:spacing w:after="0" w:line="360" w:lineRule="auto"/>
               <w:ind w:firstLine="0"/>
-              <w:rPr>
-                <w:b/>
-                <w:bCs/>
-              </w:rPr>
             </w:pPr>
             <w:r>
               <w:rPr>
-                <w:b/>
-                <w:bCs/>
                 <w:lang w:val="es-MX"/>
               </w:rPr>
               <w:t>Hardware de Computadora</w:t>
@@ -14197,16 +13965,8 @@
               <w:pStyle w:val="Tesis"/>
               <w:spacing w:after="0" w:line="360" w:lineRule="auto"/>
               <w:ind w:firstLine="0"/>
-              <w:rPr>
-                <w:b/>
-                <w:bCs/>
-              </w:rPr>
             </w:pPr>
             <w:r>
-              <w:rPr>
-                <w:b/>
-                <w:bCs/>
-              </w:rPr>
               <w:t>Registro manual de nuevos usuarios en el lector biométrico.</w:t>
             </w:r>
           </w:p>
@@ -14220,15 +13980,9 @@
               <w:pStyle w:val="Tesis"/>
               <w:spacing w:after="0" w:line="360" w:lineRule="auto"/>
               <w:ind w:firstLine="0"/>
-              <w:rPr>
-                <w:b/>
-                <w:bCs/>
-              </w:rPr>
             </w:pPr>
             <w:r>
               <w:rPr>
-                <w:b/>
-                <w:bCs/>
                 <w:lang w:val="es-MX"/>
               </w:rPr>
               <w:t>Seguridad Informática</w:t>
@@ -14249,8 +14003,6 @@
               <w:jc w:val="both"/>
               <w:rPr>
                 <w:rFonts w:ascii="Arial" w:eastAsia="Calibri" w:hAnsi="Arial" w:cs="Arial"/>
-                <w:b/>
-                <w:bCs/>
                 <w:kern w:val="0"/>
                 <w:lang w:val="es-VE"/>
                 <w14:ligatures w14:val="none"/>
@@ -14259,8 +14011,6 @@
             <w:r>
               <w:rPr>
                 <w:rFonts w:ascii="Arial" w:eastAsia="Calibri" w:hAnsi="Arial" w:cs="Arial"/>
-                <w:b/>
-                <w:bCs/>
                 <w:kern w:val="0"/>
                 <w:lang w:val="es-VE"/>
                 <w14:ligatures w14:val="none"/>
@@ -14278,15 +14028,9 @@
               <w:pStyle w:val="Tesis"/>
               <w:spacing w:after="0" w:line="360" w:lineRule="auto"/>
               <w:ind w:firstLine="0"/>
-              <w:rPr>
-                <w:b/>
-                <w:bCs/>
-              </w:rPr>
             </w:pPr>
             <w:r>
               <w:rPr>
-                <w:b/>
-                <w:bCs/>
                 <w:lang w:val="es-MX"/>
               </w:rPr>
               <w:t>Redes I y Redes II</w:t>
@@ -14313,7 +14057,23 @@
           <w:bCs/>
         </w:rPr>
         <w:lastRenderedPageBreak/>
-        <w:t>CUADRO N°3.</w:t>
+        <w:t>C</w:t>
+      </w:r>
+      <w:r>
+        <w:rPr>
+          <w:rFonts w:ascii="Arial" w:hAnsi="Arial" w:cs="Arial"/>
+          <w:b/>
+          <w:bCs/>
+        </w:rPr>
+        <w:t xml:space="preserve">uadro </w:t>
+      </w:r>
+      <w:r>
+        <w:rPr>
+          <w:rFonts w:ascii="Arial" w:hAnsi="Arial" w:cs="Arial"/>
+          <w:b/>
+          <w:bCs/>
+        </w:rPr>
+        <w:t>3.</w:t>
       </w:r>
     </w:p>
     <w:p>
@@ -14357,16 +14117,8 @@
               <w:pStyle w:val="Tesis"/>
               <w:spacing w:after="0" w:line="360" w:lineRule="auto"/>
               <w:ind w:firstLine="0"/>
-              <w:rPr>
-                <w:b/>
-                <w:bCs/>
-              </w:rPr>
             </w:pPr>
             <w:r>
-              <w:rPr>
-                <w:b/>
-                <w:bCs/>
-              </w:rPr>
               <w:t>Soporte y diagnóstico de problemas en impresora</w:t>
             </w:r>
           </w:p>
@@ -14380,15 +14132,9 @@
               <w:pStyle w:val="Tesis"/>
               <w:spacing w:after="0" w:line="360" w:lineRule="auto"/>
               <w:ind w:firstLine="0"/>
-              <w:rPr>
-                <w:b/>
-                <w:bCs/>
-              </w:rPr>
             </w:pPr>
             <w:r>
               <w:rPr>
-                <w:b/>
-                <w:bCs/>
                 <w:lang w:val="es-MX"/>
               </w:rPr>
               <w:t>Hardware de Computadora</w:t>
@@ -14407,16 +14153,8 @@
               <w:pStyle w:val="Tesis"/>
               <w:spacing w:after="0" w:line="360" w:lineRule="auto"/>
               <w:ind w:firstLine="0"/>
-              <w:rPr>
-                <w:b/>
-                <w:bCs/>
-              </w:rPr>
             </w:pPr>
             <w:r>
-              <w:rPr>
-                <w:b/>
-                <w:bCs/>
-              </w:rPr>
               <w:t>Configuración de impresión en red</w:t>
             </w:r>
           </w:p>
@@ -14430,15 +14168,9 @@
               <w:pStyle w:val="Tesis"/>
               <w:spacing w:after="0" w:line="360" w:lineRule="auto"/>
               <w:ind w:firstLine="0"/>
-              <w:rPr>
-                <w:b/>
-                <w:bCs/>
-              </w:rPr>
             </w:pPr>
             <w:r>
               <w:rPr>
-                <w:b/>
-                <w:bCs/>
                 <w:lang w:val="es-MX"/>
               </w:rPr>
               <w:t>Redes I y Redes II</w:t>
@@ -14457,16 +14189,8 @@
               <w:pStyle w:val="Tesis"/>
               <w:spacing w:after="0" w:line="360" w:lineRule="auto"/>
               <w:ind w:firstLine="0"/>
-              <w:rPr>
-                <w:b/>
-                <w:bCs/>
-              </w:rPr>
             </w:pPr>
             <w:r>
-              <w:rPr>
-                <w:b/>
-                <w:bCs/>
-              </w:rPr>
               <w:t>Instalación de sistemas operativos y programas de oficina.</w:t>
             </w:r>
           </w:p>
@@ -14480,15 +14204,9 @@
               <w:pStyle w:val="Tesis"/>
               <w:spacing w:after="0" w:line="360" w:lineRule="auto"/>
               <w:ind w:firstLine="0"/>
-              <w:rPr>
-                <w:b/>
-                <w:bCs/>
-              </w:rPr>
             </w:pPr>
             <w:r>
               <w:rPr>
-                <w:b/>
-                <w:bCs/>
                 <w:lang w:val="es-MX"/>
               </w:rPr>
               <w:t>Sistemas Operativos</w:t>
@@ -14507,16 +14225,8 @@
               <w:pStyle w:val="Tesis"/>
               <w:spacing w:after="0" w:line="360" w:lineRule="auto"/>
               <w:ind w:firstLine="0"/>
-              <w:rPr>
-                <w:b/>
-                <w:bCs/>
-              </w:rPr>
             </w:pPr>
             <w:r>
-              <w:rPr>
-                <w:b/>
-                <w:bCs/>
-              </w:rPr>
               <w:t>Soporte tecnológico al sistema empresarial.</w:t>
             </w:r>
           </w:p>
@@ -14530,15 +14240,9 @@
               <w:pStyle w:val="Tesis"/>
               <w:spacing w:after="0" w:line="360" w:lineRule="auto"/>
               <w:ind w:firstLine="0"/>
-              <w:rPr>
-                <w:b/>
-                <w:bCs/>
-              </w:rPr>
             </w:pPr>
             <w:r>
               <w:rPr>
-                <w:b/>
-                <w:bCs/>
                 <w:lang w:val="es-MX"/>
               </w:rPr>
               <w:t>Teoría General de Sistemas</w:t>
@@ -14575,7 +14279,7 @@
 </file>
 
 <file path=word/endnotes.xml><?xml version="1.0" encoding="utf-8"?>
-<w:endnotes xmlns:wpc="http://schemas.microsoft.com/office/word/2010/wordprocessingCanvas" xmlns:cx="http://schemas.microsoft.com/office/drawing/2014/chartex" xmlns:cx1="http://schemas.microsoft.com/office/drawing/2015/9/8/chartex" xmlns:cx2="http://schemas.microsoft.com/office/drawing/2015/10/21/chartex" xmlns:cx3="http://schemas.microsoft.com/office/drawing/2016/5/9/chartex" xmlns:cx4="http://schemas.microsoft.com/office/drawing/2016/5/10/chartex" xmlns:cx5="http://schemas.microsoft.com/office/drawing/2016/5/11/chartex" xmlns:cx6="http://schemas.microsoft.com/office/drawing/2016/5/12/chartex" xmlns:cx7="http://schemas.microsoft.com/office/drawing/2016/5/13/chartex" xmlns:cx8="http://schemas.microsoft.com/office/drawing/2016/5/14/chartex" xmlns:mc="http://schemas.openxmlformats.org/markup-compatibility/2006" xmlns:aink="http://schemas.microsoft.com/office/drawing/2016/ink" xmlns:am3d="http://schemas.microsoft.com/office/drawing/2017/model3d" xmlns:o="urn:schemas-microsoft-com:office:office" xmlns:oel="http://schemas.microsoft.com/office/2019/extlst" xmlns:r="http://schemas.openxmlformats.org/officeDocument/2006/relationships" xmlns:m="http://schemas.openxmlformats.org/officeDocument/2006/math" xmlns:v="urn:schemas-microsoft-com:vml" xmlns:wp14="http://schemas.microsoft.com/office/word/2010/wordprocessingDrawing" xmlns:wp="http://schemas.openxmlformats.org/drawingml/2006/wordprocessingDrawing" xmlns:w10="urn:schemas-microsoft-com:office:word" xmlns:w="http://schemas.openxmlformats.org/wordprocessingml/2006/main" xmlns:w14="http://schemas.microsoft.com/office/word/2010/wordml" xmlns:w15="http://schemas.microsoft.com/office/word/2012/wordml" xmlns:w16cex="http://schemas.microsoft.com/office/word/2018/wordml/cex" xmlns:w16cid="http://schemas.microsoft.com/office/word/2016/wordml/cid" xmlns:w16="http://schemas.microsoft.com/office/word/2018/wordml" xmlns:w16du="http://schemas.microsoft.com/office/word/2023/wordml/word16du" xmlns:w16sdtdh="http://schemas.microsoft.com/office/word/2020/wordml/sdtdatahash" xmlns:w16sdtfl="http://schemas.microsoft.com/office/word/2024/wordml/sdtformatlock" xmlns:w16se="http://schemas.microsoft.com/office/word/2015/wordml/symex" xmlns:wpg="http://schemas.microsoft.com/office/word/2010/wordprocessingGroup" xmlns:wpi="http://schemas.microsoft.com/office/word/2010/wordprocessingInk" xmlns:wne="http://schemas.microsoft.com/office/word/2006/wordml" xmlns:wps="http://schemas.microsoft.com/office/word/2010/wordprocessingShape" mc:Ignorable="w14 w15 w16se w16cid w16 w16cex w16sdtdh w16sdtfl w16du wp14">
+<w:endnotes xmlns:wpc="http://schemas.microsoft.com/office/word/2010/wordprocessingCanvas" xmlns:cx="http://schemas.microsoft.com/office/drawing/2014/chartex" xmlns:cx1="http://schemas.microsoft.com/office/drawing/2015/9/8/chartex" xmlns:cx2="http://schemas.microsoft.com/office/drawing/2015/10/21/chartex" xmlns:cx3="http://schemas.microsoft.com/office/drawing/2016/5/9/chartex" xmlns:cx4="http://schemas.microsoft.com/office/drawing/2016/5/10/chartex" xmlns:cx5="http://schemas.microsoft.com/office/drawing/2016/5/11/chartex" xmlns:cx6="http://schemas.microsoft.com/office/drawing/2016/5/12/chartex" xmlns:cx7="http://schemas.microsoft.com/office/drawing/2016/5/13/chartex" xmlns:cx8="http://schemas.microsoft.com/office/drawing/2016/5/14/chartex" xmlns:mc="http://schemas.openxmlformats.org/markup-compatibility/2006" xmlns:aink="http://schemas.microsoft.com/office/drawing/2016/ink" xmlns:am3d="http://schemas.microsoft.com/office/drawing/2017/model3d" xmlns:o="urn:schemas-microsoft-com:office:office" xmlns:oel="http://schemas.microsoft.com/office/2019/extlst" xmlns:r="http://schemas.openxmlformats.org/officeDocument/2006/relationships" xmlns:m="http://schemas.openxmlformats.org/officeDocument/2006/math" xmlns:v="urn:schemas-microsoft-com:vml" xmlns:wp14="http://schemas.microsoft.com/office/word/2010/wordprocessingDrawing" xmlns:wp="http://schemas.openxmlformats.org/drawingml/2006/wordprocessingDrawing" xmlns:w10="urn:schemas-microsoft-com:office:word" xmlns:w="http://schemas.openxmlformats.org/wordprocessingml/2006/main" xmlns:w14="http://schemas.microsoft.com/office/word/2010/wordml" xmlns:w15="http://schemas.microsoft.com/office/word/2012/wordml" xmlns:w16cex="http://schemas.microsoft.com/office/word/2018/wordml/cex" xmlns:w16cid="http://schemas.microsoft.com/office/word/2016/wordml/cid" xmlns:w16="http://schemas.microsoft.com/office/word/2018/wordml" xmlns:w16sdtdh="http://schemas.microsoft.com/office/word/2020/wordml/sdtdatahash" xmlns:w16se="http://schemas.microsoft.com/office/word/2015/wordml/symex" xmlns:wpg="http://schemas.microsoft.com/office/word/2010/wordprocessingGroup" xmlns:wpi="http://schemas.microsoft.com/office/word/2010/wordprocessingInk" xmlns:wne="http://schemas.microsoft.com/office/word/2006/wordml" xmlns:wps="http://schemas.microsoft.com/office/word/2010/wordprocessingShape" mc:Ignorable="w14 w15 w16se w16cid w16 w16cex w16sdtdh wp14">
   <w:endnote w:type="separator" w:id="-1">
     <w:p>
       <w:pPr>
@@ -14600,7 +14304,7 @@
 </file>
 
 <file path=word/footnotes.xml><?xml version="1.0" encoding="utf-8"?>
-<w:footnotes xmlns:wpc="http://schemas.microsoft.com/office/word/2010/wordprocessingCanvas" xmlns:cx="http://schemas.microsoft.com/office/drawing/2014/chartex" xmlns:cx1="http://schemas.microsoft.com/office/drawing/2015/9/8/chartex" xmlns:cx2="http://schemas.microsoft.com/office/drawing/2015/10/21/chartex" xmlns:cx3="http://schemas.microsoft.com/office/drawing/2016/5/9/chartex" xmlns:cx4="http://schemas.microsoft.com/office/drawing/2016/5/10/chartex" xmlns:cx5="http://schemas.microsoft.com/office/drawing/2016/5/11/chartex" xmlns:cx6="http://schemas.microsoft.com/office/drawing/2016/5/12/chartex" xmlns:cx7="http://schemas.microsoft.com/office/drawing/2016/5/13/chartex" xmlns:cx8="http://schemas.microsoft.com/office/drawing/2016/5/14/chartex" xmlns:mc="http://schemas.openxmlformats.org/markup-compatibility/2006" xmlns:aink="http://schemas.microsoft.com/office/drawing/2016/ink" xmlns:am3d="http://schemas.microsoft.com/office/drawing/2017/model3d" xmlns:o="urn:schemas-microsoft-com:office:office" xmlns:oel="http://schemas.microsoft.com/office/2019/extlst" xmlns:r="http://schemas.openxmlformats.org/officeDocument/2006/relationships" xmlns:m="http://schemas.openxmlformats.org/officeDocument/2006/math" xmlns:v="urn:schemas-microsoft-com:vml" xmlns:wp14="http://schemas.microsoft.com/office/word/2010/wordprocessingDrawing" xmlns:wp="http://schemas.openxmlformats.org/drawingml/2006/wordprocessingDrawing" xmlns:w10="urn:schemas-microsoft-com:office:word" xmlns:w="http://schemas.openxmlformats.org/wordprocessingml/2006/main" xmlns:w14="http://schemas.microsoft.com/office/word/2010/wordml" xmlns:w15="http://schemas.microsoft.com/office/word/2012/wordml" xmlns:w16cex="http://schemas.microsoft.com/office/word/2018/wordml/cex" xmlns:w16cid="http://schemas.microsoft.com/office/word/2016/wordml/cid" xmlns:w16="http://schemas.microsoft.com/office/word/2018/wordml" xmlns:w16du="http://schemas.microsoft.com/office/word/2023/wordml/word16du" xmlns:w16sdtdh="http://schemas.microsoft.com/office/word/2020/wordml/sdtdatahash" xmlns:w16sdtfl="http://schemas.microsoft.com/office/word/2024/wordml/sdtformatlock" xmlns:w16se="http://schemas.microsoft.com/office/word/2015/wordml/symex" xmlns:wpg="http://schemas.microsoft.com/office/word/2010/wordprocessingGroup" xmlns:wpi="http://schemas.microsoft.com/office/word/2010/wordprocessingInk" xmlns:wne="http://schemas.microsoft.com/office/word/2006/wordml" xmlns:wps="http://schemas.microsoft.com/office/word/2010/wordprocessingShape" mc:Ignorable="w14 w15 w16se w16cid w16 w16cex w16sdtdh w16sdtfl w16du wp14">
+<w:footnotes xmlns:wpc="http://schemas.microsoft.com/office/word/2010/wordprocessingCanvas" xmlns:cx="http://schemas.microsoft.com/office/drawing/2014/chartex" xmlns:cx1="http://schemas.microsoft.com/office/drawing/2015/9/8/chartex" xmlns:cx2="http://schemas.microsoft.com/office/drawing/2015/10/21/chartex" xmlns:cx3="http://schemas.microsoft.com/office/drawing/2016/5/9/chartex" xmlns:cx4="http://schemas.microsoft.com/office/drawing/2016/5/10/chartex" xmlns:cx5="http://schemas.microsoft.com/office/drawing/2016/5/11/chartex" xmlns:cx6="http://schemas.microsoft.com/office/drawing/2016/5/12/chartex" xmlns:cx7="http://schemas.microsoft.com/office/drawing/2016/5/13/chartex" xmlns:cx8="http://schemas.microsoft.com/office/drawing/2016/5/14/chartex" xmlns:mc="http://schemas.openxmlformats.org/markup-compatibility/2006" xmlns:aink="http://schemas.microsoft.com/office/drawing/2016/ink" xmlns:am3d="http://schemas.microsoft.com/office/drawing/2017/model3d" xmlns:o="urn:schemas-microsoft-com:office:office" xmlns:oel="http://schemas.microsoft.com/office/2019/extlst" xmlns:r="http://schemas.openxmlformats.org/officeDocument/2006/relationships" xmlns:m="http://schemas.openxmlformats.org/officeDocument/2006/math" xmlns:v="urn:schemas-microsoft-com:vml" xmlns:wp14="http://schemas.microsoft.com/office/word/2010/wordprocessingDrawing" xmlns:wp="http://schemas.openxmlformats.org/drawingml/2006/wordprocessingDrawing" xmlns:w10="urn:schemas-microsoft-com:office:word" xmlns:w="http://schemas.openxmlformats.org/wordprocessingml/2006/main" xmlns:w14="http://schemas.microsoft.com/office/word/2010/wordml" xmlns:w15="http://schemas.microsoft.com/office/word/2012/wordml" xmlns:w16cex="http://schemas.microsoft.com/office/word/2018/wordml/cex" xmlns:w16cid="http://schemas.microsoft.com/office/word/2016/wordml/cid" xmlns:w16="http://schemas.microsoft.com/office/word/2018/wordml" xmlns:w16sdtdh="http://schemas.microsoft.com/office/word/2020/wordml/sdtdatahash" xmlns:w16se="http://schemas.microsoft.com/office/word/2015/wordml/symex" xmlns:wpg="http://schemas.microsoft.com/office/word/2010/wordprocessingGroup" xmlns:wpi="http://schemas.microsoft.com/office/word/2010/wordprocessingInk" xmlns:wne="http://schemas.microsoft.com/office/word/2006/wordml" xmlns:wps="http://schemas.microsoft.com/office/word/2010/wordprocessingShape" mc:Ignorable="w14 w15 w16se w16cid w16 w16cex w16sdtdh wp14">
   <w:footnote w:type="separator" w:id="-1">
     <w:p>
       <w:pPr>
@@ -14625,7 +14329,7 @@
 </file>
 
 <file path=word/numbering.xml><?xml version="1.0" encoding="utf-8"?>
-<w:numbering xmlns:wpc="http://schemas.microsoft.com/office/word/2010/wordprocessingCanvas" xmlns:cx="http://schemas.microsoft.com/office/drawing/2014/chartex" xmlns:cx1="http://schemas.microsoft.com/office/drawing/2015/9/8/chartex" xmlns:cx2="http://schemas.microsoft.com/office/drawing/2015/10/21/chartex" xmlns:cx3="http://schemas.microsoft.com/office/drawing/2016/5/9/chartex" xmlns:cx4="http://schemas.microsoft.com/office/drawing/2016/5/10/chartex" xmlns:cx5="http://schemas.microsoft.com/office/drawing/2016/5/11/chartex" xmlns:cx6="http://schemas.microsoft.com/office/drawing/2016/5/12/chartex" xmlns:cx7="http://schemas.microsoft.com/office/drawing/2016/5/13/chartex" xmlns:cx8="http://schemas.microsoft.com/office/drawing/2016/5/14/chartex" xmlns:mc="http://schemas.openxmlformats.org/markup-compatibility/2006" xmlns:aink="http://schemas.microsoft.com/office/drawing/2016/ink" xmlns:am3d="http://schemas.microsoft.com/office/drawing/2017/model3d" xmlns:o="urn:schemas-microsoft-com:office:office" xmlns:oel="http://schemas.microsoft.com/office/2019/extlst" xmlns:r="http://schemas.openxmlformats.org/officeDocument/2006/relationships" xmlns:m="http://schemas.openxmlformats.org/officeDocument/2006/math" xmlns:v="urn:schemas-microsoft-com:vml" xmlns:wp14="http://schemas.microsoft.com/office/word/2010/wordprocessingDrawing" xmlns:wp="http://schemas.openxmlformats.org/drawingml/2006/wordprocessingDrawing" xmlns:w10="urn:schemas-microsoft-com:office:word" xmlns:w="http://schemas.openxmlformats.org/wordprocessingml/2006/main" xmlns:w14="http://schemas.microsoft.com/office/word/2010/wordml" xmlns:w15="http://schemas.microsoft.com/office/word/2012/wordml" xmlns:w16cex="http://schemas.microsoft.com/office/word/2018/wordml/cex" xmlns:w16cid="http://schemas.microsoft.com/office/word/2016/wordml/cid" xmlns:w16="http://schemas.microsoft.com/office/word/2018/wordml" xmlns:w16du="http://schemas.microsoft.com/office/word/2023/wordml/word16du" xmlns:w16sdtdh="http://schemas.microsoft.com/office/word/2020/wordml/sdtdatahash" xmlns:w16sdtfl="http://schemas.microsoft.com/office/word/2024/wordml/sdtformatlock" xmlns:w16se="http://schemas.microsoft.com/office/word/2015/wordml/symex" xmlns:wpg="http://schemas.microsoft.com/office/word/2010/wordprocessingGroup" xmlns:wpi="http://schemas.microsoft.com/office/word/2010/wordprocessingInk" xmlns:wne="http://schemas.microsoft.com/office/word/2006/wordml" xmlns:wps="http://schemas.microsoft.com/office/word/2010/wordprocessingShape" mc:Ignorable="w14 w15 w16se w16cid w16 w16cex w16sdtdh w16sdtfl w16du wp14">
+<w:numbering xmlns:wpc="http://schemas.microsoft.com/office/word/2010/wordprocessingCanvas" xmlns:cx="http://schemas.microsoft.com/office/drawing/2014/chartex" xmlns:cx1="http://schemas.microsoft.com/office/drawing/2015/9/8/chartex" xmlns:cx2="http://schemas.microsoft.com/office/drawing/2015/10/21/chartex" xmlns:cx3="http://schemas.microsoft.com/office/drawing/2016/5/9/chartex" xmlns:cx4="http://schemas.microsoft.com/office/drawing/2016/5/10/chartex" xmlns:cx5="http://schemas.microsoft.com/office/drawing/2016/5/11/chartex" xmlns:cx6="http://schemas.microsoft.com/office/drawing/2016/5/12/chartex" xmlns:cx7="http://schemas.microsoft.com/office/drawing/2016/5/13/chartex" xmlns:cx8="http://schemas.microsoft.com/office/drawing/2016/5/14/chartex" xmlns:mc="http://schemas.openxmlformats.org/markup-compatibility/2006" xmlns:aink="http://schemas.microsoft.com/office/drawing/2016/ink" xmlns:am3d="http://schemas.microsoft.com/office/drawing/2017/model3d" xmlns:o="urn:schemas-microsoft-com:office:office" xmlns:oel="http://schemas.microsoft.com/office/2019/extlst" xmlns:r="http://schemas.openxmlformats.org/officeDocument/2006/relationships" xmlns:m="http://schemas.openxmlformats.org/officeDocument/2006/math" xmlns:v="urn:schemas-microsoft-com:vml" xmlns:wp14="http://schemas.microsoft.com/office/word/2010/wordprocessingDrawing" xmlns:wp="http://schemas.openxmlformats.org/drawingml/2006/wordprocessingDrawing" xmlns:w10="urn:schemas-microsoft-com:office:word" xmlns:w="http://schemas.openxmlformats.org/wordprocessingml/2006/main" xmlns:w14="http://schemas.microsoft.com/office/word/2010/wordml" xmlns:w15="http://schemas.microsoft.com/office/word/2012/wordml" xmlns:w16cex="http://schemas.microsoft.com/office/word/2018/wordml/cex" xmlns:w16cid="http://schemas.microsoft.com/office/word/2016/wordml/cid" xmlns:w16="http://schemas.microsoft.com/office/word/2018/wordml" xmlns:w16sdtdh="http://schemas.microsoft.com/office/word/2020/wordml/sdtdatahash" xmlns:w16se="http://schemas.microsoft.com/office/word/2015/wordml/symex" xmlns:wpg="http://schemas.microsoft.com/office/word/2010/wordprocessingGroup" xmlns:wpi="http://schemas.microsoft.com/office/word/2010/wordprocessingInk" xmlns:wne="http://schemas.microsoft.com/office/word/2006/wordml" xmlns:wps="http://schemas.microsoft.com/office/word/2010/wordprocessingShape" mc:Ignorable="w14 w15 w16se w16cid w16 w16cex w16sdtdh wp14">
   <w:abstractNum w:abstractNumId="0" w15:restartNumberingAfterBreak="0">
     <w:nsid w:val="09C75AED"/>
     <w:multiLevelType w:val="hybridMultilevel"/>
@@ -16711,7 +16415,7 @@
 </file>
 
 <file path=word/styles.xml><?xml version="1.0" encoding="utf-8"?>
-<w:styles xmlns:mc="http://schemas.openxmlformats.org/markup-compatibility/2006" xmlns:r="http://schemas.openxmlformats.org/officeDocument/2006/relationships" xmlns:w="http://schemas.openxmlformats.org/wordprocessingml/2006/main" xmlns:w14="http://schemas.microsoft.com/office/word/2010/wordml" xmlns:w15="http://schemas.microsoft.com/office/word/2012/wordml" xmlns:w16cex="http://schemas.microsoft.com/office/word/2018/wordml/cex" xmlns:w16cid="http://schemas.microsoft.com/office/word/2016/wordml/cid" xmlns:w16="http://schemas.microsoft.com/office/word/2018/wordml" xmlns:w16du="http://schemas.microsoft.com/office/word/2023/wordml/word16du" xmlns:w16sdtdh="http://schemas.microsoft.com/office/word/2020/wordml/sdtdatahash" xmlns:w16sdtfl="http://schemas.microsoft.com/office/word/2024/wordml/sdtformatlock" xmlns:w16se="http://schemas.microsoft.com/office/word/2015/wordml/symex" mc:Ignorable="w14 w15 w16se w16cid w16 w16cex w16sdtdh w16sdtfl w16du">
+<w:styles xmlns:mc="http://schemas.openxmlformats.org/markup-compatibility/2006" xmlns:r="http://schemas.openxmlformats.org/officeDocument/2006/relationships" xmlns:w="http://schemas.openxmlformats.org/wordprocessingml/2006/main" xmlns:w14="http://schemas.microsoft.com/office/word/2010/wordml" xmlns:w15="http://schemas.microsoft.com/office/word/2012/wordml" xmlns:w16cex="http://schemas.microsoft.com/office/word/2018/wordml/cex" xmlns:w16cid="http://schemas.microsoft.com/office/word/2016/wordml/cid" xmlns:w16="http://schemas.microsoft.com/office/word/2018/wordml" xmlns:w16sdtdh="http://schemas.microsoft.com/office/word/2020/wordml/sdtdatahash" xmlns:w16se="http://schemas.microsoft.com/office/word/2015/wordml/symex" mc:Ignorable="w14 w15 w16se w16cid w16 w16cex w16sdtdh">
   <w:docDefaults>
     <w:rPrDefault>
       <w:rPr>
